--- a/papers/Response_to_Reviewers_final.docx
+++ b/papers/Response_to_Reviewers_final.docx
@@ -13,7 +13,7 @@
     </w:p>
     <w:p>
       <w:r>
-        <w:t>On behalf of all authors, we thank the reviewers for the careful and constructive evaluation. The manuscript has been revised point by point. Where a requested experiment is not supported by existing evidence, we strengthened the limitation and narrowed the claim instead of reporting unexecuted results. Location references use section/table/figure identifiers because pagination can vary slightly across Word versions.</w:t>
+        <w:t>On behalf of all authors, we thank the reviewers for the careful and constructive evaluation. The manuscript has been revised point by point. Where a requested experiment is not supported by existing evidence, we strengthened the limitation and narrowed the claim instead of reporting unexecuted results. The page references below correspond to the final 11-page manuscript.</w:t>
       </w:r>
     </w:p>
     <w:p>
@@ -32,7 +32,7 @@
         <w:rPr>
           <w:b/>
         </w:rPr>
-        <w:t xml:space="preserve">Comment 1. </w:t>
+        <w:t xml:space="preserve">Reviewer Comment 1: </w:t>
       </w:r>
       <w:r>
         <w:t>Clearly specify the source datasets, recording counts, class balance, preprocessing pipeline, and criteria used to quarantine the 30 cross-label files.</w:t>
@@ -46,10 +46,10 @@
         <w:rPr>
           <w:b/>
         </w:rPr>
-        <w:t xml:space="preserve">Response. </w:t>
+        <w:t xml:space="preserve">Response: </w:t>
       </w:r>
       <w:r>
-        <w:t>Addressed to the maximum supported by the repository. The manifest does not retain source-dataset identities, speakers, generators, or parent recordings; therefore, no dataset name was invented. We now state that the source is an internally assembled collection with provenance fields marked UNKNOWN, give scanned and retained class counts, explain every preprocessing parameter, and define the quarantine rule as exclusion of every file in an exact-SHA-256 group containing both labels.</w:t>
+        <w:t>Fully addressed to the maximum supported by the repository. The manifest does not retain source-dataset identities, speakers, generators, or parent recordings; therefore, no dataset name was invented. We now state that the source is an internally assembled collection with provenance fields marked UNKNOWN, give scanned and retained class counts, explain every preprocessing parameter, and define the quarantine rule as exclusion of every file in an exact-SHA-256 group containing both labels.</w:t>
       </w:r>
     </w:p>
     <w:p>
@@ -60,10 +60,10 @@
         <w:rPr>
           <w:b/>
         </w:rPr>
-        <w:t xml:space="preserve">Changes in the manuscript. </w:t>
+        <w:t xml:space="preserve">Revision in Manuscript: </w:t>
       </w:r>
       <w:r>
-        <w:t>Section 3, Dataset Integrity and Canonical Split; Standardized Audio Preprocessing; Table 1.</w:t>
+        <w:t>Section 3.2, Dataset Integrity and Canonical Split, pp. 3-4; Section 3.3, Standardized Audio Preprocessing, p. 4; Table 1, p. 4.</w:t>
       </w:r>
     </w:p>
     <w:p>
@@ -74,7 +74,7 @@
         <w:rPr>
           <w:b/>
         </w:rPr>
-        <w:t xml:space="preserve">Comment 2. </w:t>
+        <w:t xml:space="preserve">Reviewer Comment 2: </w:t>
       </w:r>
       <w:r>
         <w:t>Report precision, recall, specificity, F1, ROC-AUC, PR-AUC, and confidence intervals in addition to AUC and EER.</w:t>
@@ -88,10 +88,10 @@
         <w:rPr>
           <w:b/>
         </w:rPr>
-        <w:t xml:space="preserve">Response. </w:t>
+        <w:t xml:space="preserve">Response: </w:t>
       </w:r>
       <w:r>
-        <w:t>Addressed from stored full-test scores without re-running models. Table 3 now reports precision, recall, specificity, F1, macro-F1, ROC-AUC, PR-AUC, and EER for all six artifacts, with stratified percentile-bootstrap 95% confidence intervals for F1, ROC-AUC, and EER (1,000 iterations; seed 42). The text explicitly identifies these as test-set intervals rather than multi-seed uncertainty.</w:t>
+        <w:t>Fully addressed from stored full-test scores without re-running models. Table 3 now reports precision, recall, specificity, F1, macro-F1, ROC-AUC, PR-AUC, and EER for all six artifacts, with stratified percentile-bootstrap 95% confidence intervals for F1, ROC-AUC, and EER (1,000 iterations; seed 42). The text explicitly identifies these as test-set intervals rather than multi-seed uncertainty.</w:t>
       </w:r>
     </w:p>
     <w:p>
@@ -102,10 +102,10 @@
         <w:rPr>
           <w:b/>
         </w:rPr>
-        <w:t xml:space="preserve">Changes in the manuscript. </w:t>
+        <w:t xml:space="preserve">Revision in Manuscript: </w:t>
       </w:r>
       <w:r>
-        <w:t>Abstract; Sections 3 and 4; Table 3.</w:t>
+        <w:t>Abstract, p. 1; Sections 3.6-3.7, pp. 6-7; Sections 4.1-4.2, p. 8; Table 3, p. 7.</w:t>
       </w:r>
     </w:p>
     <w:p>
@@ -116,7 +116,7 @@
         <w:rPr>
           <w:b/>
         </w:rPr>
-        <w:t xml:space="preserve">Comment 3. </w:t>
+        <w:t xml:space="preserve">Reviewer Comment 3: </w:t>
       </w:r>
       <w:r>
         <w:t>Provide the exact architectures, pretrained weights, feature extraction settings, training hyperparameters, and calibration procedures for all six detector artifacts.</w:t>
@@ -130,10 +130,10 @@
         <w:rPr>
           <w:b/>
         </w:rPr>
-        <w:t xml:space="preserve">Response. </w:t>
+        <w:t xml:space="preserve">Response: </w:t>
       </w:r>
       <w:r>
-        <w:t>Addressed. The revision specifies the four TimeDistributed backbones and shared LSTM head; RawNet2 and AASIST native waveform designs; exact Mel settings; local batch size, optimizer, learning rates, regularization and early-stopping outcomes; ImageNet versus scratch initialization; external-checkpoint provenance; ONNX parity; and validation-only versus default threshold sources. EfficientNet-B0 remains explicitly identified as the available warm-up checkpoint.</w:t>
+        <w:t>Fully addressed. The revision specifies the four TimeDistributed backbones and shared LSTM head; RawNet2 and AASIST native waveform designs; exact Mel settings; local batch size, optimizer, learning rates, regularization and early-stopping outcomes; ImageNet versus scratch initialization; external-checkpoint provenance; ONNX parity; and validation-only versus default threshold sources. EfficientNet-B0 remains explicitly identified as the available warm-up checkpoint.</w:t>
       </w:r>
     </w:p>
     <w:p>
@@ -144,10 +144,10 @@
         <w:rPr>
           <w:b/>
         </w:rPr>
-        <w:t xml:space="preserve">Changes in the manuscript. </w:t>
+        <w:t xml:space="preserve">Revision in Manuscript: </w:t>
       </w:r>
       <w:r>
-        <w:t>Section 3, Standardized Audio Preprocessing, Evaluated Detector Architectures, and Training Artifact Provenance and Score Semantics; Table 2.</w:t>
+        <w:t>Sections 3.3-3.5, pp. 4-6; Table 2, p. 5; Figure 3, p. 5.</w:t>
       </w:r>
     </w:p>
     <w:p>
@@ -158,7 +158,7 @@
         <w:rPr>
           <w:b/>
         </w:rPr>
-        <w:t xml:space="preserve">Comment 4. </w:t>
+        <w:t xml:space="preserve">Reviewer Comment 4: </w:t>
       </w:r>
       <w:r>
         <w:t>Strengthen robustness evaluation by testing multiple SNR levels, codec bitrates, replay conditions, and unseen attack types rather than a fixed 100-recording diagnostic subset.</w:t>
@@ -172,7 +172,7 @@
         <w:rPr>
           <w:b/>
         </w:rPr>
-        <w:t xml:space="preserve">Response. </w:t>
+        <w:t xml:space="preserve">Response: </w:t>
       </w:r>
       <w:r>
         <w:t>Partially addressed, with scope kept truthful. The executed protocol already includes AWGN at 20/10/5/0 dB, MP3 at 128/64 kb/s, Opus at 64 kb/s, AAC at 96 kb/s, and a documented simulated-replay channel, all on the same stratified 100-recording subset. No unseen-attack or full-test stress outputs exist, so they were not fabricated. The manuscript now consistently calls this evidence diagnostic and lists unseen/full-test/physical-replay evaluation as future work.</w:t>
@@ -186,10 +186,10 @@
         <w:rPr>
           <w:b/>
         </w:rPr>
-        <w:t xml:space="preserve">Changes in the manuscript. </w:t>
+        <w:t xml:space="preserve">Revision in Manuscript: </w:t>
       </w:r>
       <w:r>
-        <w:t>Abstract; Section 3, Clean and Diagnostic Stress Evaluation; Section 4, RQ2; Limitations; Conclusion.</w:t>
+        <w:t>Abstract, p. 1; Section 3.6, pp. 6-7; Section 4.2, pp. 8-9; Section 6, Limitations, p. 10; Section 7, Conclusion, pp. 10-11.</w:t>
       </w:r>
     </w:p>
     <w:p>
@@ -200,7 +200,7 @@
         <w:rPr>
           <w:b/>
         </w:rPr>
-        <w:t xml:space="preserve">Comment 5. </w:t>
+        <w:t xml:space="preserve">Reviewer Comment 5: </w:t>
       </w:r>
       <w:r>
         <w:t>Perform multi-seed repeated experiments and statistical significance testing to establish whether differences are statistically reliable.</w:t>
@@ -214,7 +214,7 @@
         <w:rPr>
           <w:b/>
         </w:rPr>
-        <w:t xml:space="preserve">Response. </w:t>
+        <w:t xml:space="preserve">Response: </w:t>
       </w:r>
       <w:r>
         <w:t>Partially addressed without retraining. Stored paired full-test predictions support exact McNemar tests with Holm correction and stratified bootstrap intervals; these results are now summarized. Multi-seed training was not executed and cannot be inferred from one checkpoint per artifact. The manuscript therefore distinguishes paired test-set evidence from training-seed stability and retains multi-seed evaluation as a limitation and future-work item.</w:t>
@@ -228,10 +228,10 @@
         <w:rPr>
           <w:b/>
         </w:rPr>
-        <w:t xml:space="preserve">Changes in the manuscript. </w:t>
+        <w:t xml:space="preserve">Revision in Manuscript: </w:t>
       </w:r>
       <w:r>
-        <w:t>Section 3, statistical protocol; Section 4, RQ1; Table 3; Limitations; Conclusion.</w:t>
+        <w:t>Section 3.7, pp. 6-7; Section 4.1, p. 8; Table 3, p. 7; Section 6, Limitations, p. 10; Section 7, Conclusion, pp. 10-11.</w:t>
       </w:r>
     </w:p>
     <w:p>
@@ -242,7 +242,7 @@
         <w:rPr>
           <w:b/>
         </w:rPr>
-        <w:t xml:space="preserve">Comment 6. </w:t>
+        <w:t xml:space="preserve">Reviewer Comment 6: </w:t>
       </w:r>
       <w:r>
         <w:t>Evaluate external-corpus and cross-dataset generalization, physical replay attacks, streaming performance, and resource consumption on representative edge devices before making deployment claims.</w:t>
@@ -256,10 +256,10 @@
         <w:rPr>
           <w:b/>
         </w:rPr>
-        <w:t xml:space="preserve">Response. </w:t>
+        <w:t xml:space="preserve">Response: </w:t>
       </w:r>
       <w:r>
-        <w:t>Not executed; claims were narrowed rather than overstated. The repository has no external-corpus benchmark, physical speaker-microphone replay, causal-streaming measurement, or representative edge-device run. The revision explicitly limits its claim to deployment-oriented offline comparison on one desktop CPU and makes these experiments prerequisites for future deployment validation.</w:t>
+        <w:t>Retained as a limitation because the requested experiments were not executed. The repository has no external-corpus benchmark, physical speaker-microphone replay, causal-streaming measurement, or representative edge-device run. The revision explicitly limits its claim to deployment-oriented offline comparison on one desktop CPU and makes these experiments prerequisites for future deployment validation.</w:t>
       </w:r>
     </w:p>
     <w:p>
@@ -270,10 +270,10 @@
         <w:rPr>
           <w:b/>
         </w:rPr>
-        <w:t xml:space="preserve">Changes in the manuscript. </w:t>
+        <w:t xml:space="preserve">Revision in Manuscript: </w:t>
       </w:r>
       <w:r>
-        <w:t>Abstract; Related Work; Section 3, efficiency/stress protocols; Practical and Societal Implications; Limitations; Conclusion.</w:t>
+        <w:t>Abstract, p. 1; Section 2, pp. 2-3; Sections 3.6-3.7, pp. 6-7; Sections 5-7, pp. 10-11.</w:t>
       </w:r>
     </w:p>
     <w:p>
@@ -292,7 +292,7 @@
         <w:rPr>
           <w:b/>
         </w:rPr>
-        <w:t xml:space="preserve">Comment General. </w:t>
+        <w:t xml:space="preserve">Reviewer Comment General: </w:t>
       </w:r>
       <w:r>
         <w:t>Maintain natural academic language; exclude nonsensical or unsupported data; complete references; and ensure captions and in-text figure/table references.</w:t>
@@ -306,10 +306,10 @@
         <w:rPr>
           <w:b/>
         </w:rPr>
-        <w:t xml:space="preserve">Response. </w:t>
+        <w:t xml:space="preserve">Response: </w:t>
       </w:r>
       <w:r>
-        <w:t>Addressed through an editorial and evidence-consistency pass. Unsupported claims were removed or qualified. Bibliographic entries now consistently include venue, year, pages, volume/issue where applicable, and DOI; arXiv/OpenReview items use persistent identifiers where journal volume/issue or DOI does not apply. All tables remain native editable Word tables, all figures have captions, and their mentions were cross-checked in the text.</w:t>
+        <w:t>Fully addressed through an editorial and evidence-consistency pass. Unsupported claims were removed or qualified. Bibliographic entries now consistently include venue, year, pages, volume/issue where applicable, and DOI; arXiv items use persistent identifiers where journal volume/issue does not apply. All scientific tables remain native editable Word tables, all six numbered figures have captions, and their mentions were cross-checked in the text.</w:t>
       </w:r>
     </w:p>
     <w:p>
@@ -320,10 +320,10 @@
         <w:rPr>
           <w:b/>
         </w:rPr>
-        <w:t xml:space="preserve">Changes in the manuscript. </w:t>
+        <w:t xml:space="preserve">Revision in Manuscript: </w:t>
       </w:r>
       <w:r>
-        <w:t>Entire manuscript; References [1]-[27].</w:t>
+        <w:t>Entire manuscript, pp. 1-11; References [1]-[24], p. 11.</w:t>
       </w:r>
     </w:p>
     <w:p>
@@ -334,7 +334,7 @@
         <w:rPr>
           <w:b/>
         </w:rPr>
-        <w:t xml:space="preserve">Comment 1. </w:t>
+        <w:t xml:space="preserve">Reviewer Comment 1: </w:t>
       </w:r>
       <w:r>
         <w:t>Strengthen the abstract with empirical or quantitative results.</w:t>
@@ -348,10 +348,10 @@
         <w:rPr>
           <w:b/>
         </w:rPr>
-        <w:t xml:space="preserve">Response. </w:t>
+        <w:t xml:space="preserve">Response: </w:t>
       </w:r>
       <w:r>
-        <w:t>Addressed. The abstract now includes full-test F1, ROC-AUC, PR-AUC, specificity, and EER for ShuffleNetV2; MobileNetV3 latency and RTF; the diagnostic subset size and stress coverage; and the exploratory non-dominated set, together with limitations.</w:t>
+        <w:t>Fully addressed. The abstract now includes full-test F1, ROC-AUC, PR-AUC, specificity, and EER for ShuffleNetV2; MobileNetV3 latency and RTF; the diagnostic subset size and stress coverage; and the exploratory non-dominated set, together with limitations.</w:t>
       </w:r>
     </w:p>
     <w:p>
@@ -362,10 +362,10 @@
         <w:rPr>
           <w:b/>
         </w:rPr>
-        <w:t xml:space="preserve">Changes in the manuscript. </w:t>
+        <w:t xml:space="preserve">Revision in Manuscript: </w:t>
       </w:r>
       <w:r>
-        <w:t>Abstract.</w:t>
+        <w:t>Abstract, p. 1.</w:t>
       </w:r>
     </w:p>
     <w:p>
@@ -376,7 +376,7 @@
         <w:rPr>
           <w:b/>
         </w:rPr>
-        <w:t xml:space="preserve">Comment 2. </w:t>
+        <w:t xml:space="preserve">Reviewer Comment 2: </w:t>
       </w:r>
       <w:r>
         <w:t>Explicitly list the key contributions in bullet-point format.</w:t>
@@ -390,10 +390,10 @@
         <w:rPr>
           <w:b/>
         </w:rPr>
-        <w:t xml:space="preserve">Response. </w:t>
+        <w:t xml:space="preserve">Response: </w:t>
       </w:r>
       <w:r>
-        <w:t>Addressed with three concise, evidence-backed bullets.</w:t>
+        <w:t>Fully addressed with three concise, evidence-backed bullets.</w:t>
       </w:r>
     </w:p>
     <w:p>
@@ -404,10 +404,10 @@
         <w:rPr>
           <w:b/>
         </w:rPr>
-        <w:t xml:space="preserve">Changes in the manuscript. </w:t>
+        <w:t xml:space="preserve">Revision in Manuscript: </w:t>
       </w:r>
       <w:r>
-        <w:t>Introduction.</w:t>
+        <w:t>Section 1, Introduction, p. 2.</w:t>
       </w:r>
     </w:p>
     <w:p>
@@ -418,7 +418,7 @@
         <w:rPr>
           <w:b/>
         </w:rPr>
-        <w:t xml:space="preserve">Comment 3. </w:t>
+        <w:t xml:space="preserve">Reviewer Comment 3: </w:t>
       </w:r>
       <w:r>
         <w:t>Incorporate recent relevant studies, especially from 2024, 2025, and 2026 onward.</w:t>
@@ -432,10 +432,10 @@
         <w:rPr>
           <w:b/>
         </w:rPr>
-        <w:t xml:space="preserve">Response. </w:t>
+        <w:t xml:space="preserve">Response: </w:t>
       </w:r>
       <w:r>
-        <w:t>Addressed. The revision discusses 2024 cross-domain and calibration work, a 2025 non-semantic representation study, a 2025 physical-replay study, and a 2026 multilingual cross-domain benchmark. Each source is cited only at the claim it supports; the compact narrative replaces the earlier oversized literature table.</w:t>
+        <w:t>Fully addressed. The revision discusses 2024 cross-domain and calibration work, a 2025 non-semantic representation study, a 2025 physical-replay study, and a 2026 multilingual cross-domain benchmark. Each source is cited only at the claim it supports; the compact narrative replaces the earlier oversized literature table.</w:t>
       </w:r>
     </w:p>
     <w:p>
@@ -446,10 +446,10 @@
         <w:rPr>
           <w:b/>
         </w:rPr>
-        <w:t xml:space="preserve">Changes in the manuscript. </w:t>
+        <w:t xml:space="preserve">Revision in Manuscript: </w:t>
       </w:r>
       <w:r>
-        <w:t>Related Work; References [13], [16], [17], [25]-[27].</w:t>
+        <w:t>Section 2, Related Work, pp. 2-3; References [10], [13], [14], and [22]-[24], p. 11.</w:t>
       </w:r>
     </w:p>
     <w:p>
@@ -460,7 +460,7 @@
         <w:rPr>
           <w:b/>
         </w:rPr>
-        <w:t xml:space="preserve">Comment 4. </w:t>
+        <w:t xml:space="preserve">Reviewer Comment 4: </w:t>
       </w:r>
       <w:r>
         <w:t>Include a dedicated Limitations section before the conclusion.</w:t>
@@ -474,10 +474,10 @@
         <w:rPr>
           <w:b/>
         </w:rPr>
-        <w:t xml:space="preserve">Response. </w:t>
+        <w:t xml:space="preserve">Response: </w:t>
       </w:r>
       <w:r>
-        <w:t>Addressed by moving and consolidating the limitations into a dedicated section immediately before the Conclusion.</w:t>
+        <w:t>Fully addressed by moving and consolidating the limitations into a dedicated section immediately before the Conclusion.</w:t>
       </w:r>
     </w:p>
     <w:p>
@@ -488,10 +488,10 @@
         <w:rPr>
           <w:b/>
         </w:rPr>
-        <w:t xml:space="preserve">Changes in the manuscript. </w:t>
+        <w:t xml:space="preserve">Revision in Manuscript: </w:t>
       </w:r>
       <w:r>
-        <w:t>Limitations.</w:t>
+        <w:t>Section 6, Limitations, p. 10.</w:t>
       </w:r>
     </w:p>
     <w:p>
@@ -502,7 +502,7 @@
         <w:rPr>
           <w:b/>
         </w:rPr>
-        <w:t xml:space="preserve">Comment 5. </w:t>
+        <w:t xml:space="preserve">Reviewer Comment 5: </w:t>
       </w:r>
       <w:r>
         <w:t>Strictly adhere to the 10-12 page Springer limit, preferably 12 pages.</w:t>
@@ -516,10 +516,10 @@
         <w:rPr>
           <w:b/>
         </w:rPr>
-        <w:t xml:space="preserve">Response. </w:t>
+        <w:t xml:space="preserve">Response: </w:t>
       </w:r>
       <w:r>
-        <w:t>Addressed structurally by preserving the A4 single-column Springer layout, using compact editable tables, removing redundant visuals and equations, and avoiding a large appendix. The final pagination was verified in Microsoft Word before delivery.</w:t>
+        <w:t>Fully addressed. The A4 single-column Springer layout, compact editable tables, paired figures, and concise prose produce an 11-page manuscript, which remains within the requested 10-12 page range. Pagination was verified in Microsoft Word.</w:t>
       </w:r>
     </w:p>
     <w:p>
@@ -530,10 +530,10 @@
         <w:rPr>
           <w:b/>
         </w:rPr>
-        <w:t xml:space="preserve">Changes in the manuscript. </w:t>
+        <w:t xml:space="preserve">Revision in Manuscript: </w:t>
       </w:r>
       <w:r>
-        <w:t>Whole manuscript.</w:t>
+        <w:t>Whole manuscript, 11 A4 pages.</w:t>
       </w:r>
     </w:p>
     <w:p>
@@ -544,7 +544,7 @@
         <w:rPr>
           <w:b/>
         </w:rPr>
-        <w:t xml:space="preserve">Comment 6. </w:t>
+        <w:t xml:space="preserve">Reviewer Comment 6: </w:t>
       </w:r>
       <w:r>
         <w:t>Ensure all images are high resolution and publication-ready.</w:t>
@@ -558,10 +558,10 @@
         <w:rPr>
           <w:b/>
         </w:rPr>
-        <w:t xml:space="preserve">Response. </w:t>
+        <w:t xml:space="preserve">Response: </w:t>
       </w:r>
       <w:r>
-        <w:t>Addressed. The three retained embedded figures use the corresponding repository-native 300-320 dpi sources; redundant figures were removed to meet the page limit without reducing the resolution of the scientific visuals that remain.</w:t>
+        <w:t>Fully addressed. The six numbered figures use nine repository-native source images at approximately 300 dpi. Three accepted side-by-side figure pairs were restored to preserve scientific evidence while meeting the page limit; aspect ratios and labels remain intact.</w:t>
       </w:r>
     </w:p>
     <w:p>
@@ -572,10 +572,10 @@
         <w:rPr>
           <w:b/>
         </w:rPr>
-        <w:t xml:space="preserve">Changes in the manuscript. </w:t>
+        <w:t xml:space="preserve">Revision in Manuscript: </w:t>
       </w:r>
       <w:r>
-        <w:t>Figures 1-3.</w:t>
+        <w:t>Figures 1-6, pp. 3, 5, 7-8, and 10.</w:t>
       </w:r>
     </w:p>
     <w:p>
@@ -586,7 +586,7 @@
         <w:rPr>
           <w:b/>
         </w:rPr>
-        <w:t xml:space="preserve">Comment 7. </w:t>
+        <w:t xml:space="preserve">Reviewer Comment 7: </w:t>
       </w:r>
       <w:r>
         <w:t>Provide all tables in editable format.</w:t>
@@ -600,10 +600,10 @@
         <w:rPr>
           <w:b/>
         </w:rPr>
-        <w:t xml:space="preserve">Response. </w:t>
+        <w:t xml:space="preserve">Response: </w:t>
       </w:r>
       <w:r>
-        <w:t>Verified. All five tables are native Word tables; no table is embedded as a raster image.</w:t>
+        <w:t>Fully addressed and verified. All five scientific tables are native Word tables; no scientific table is embedded as a raster image.</w:t>
       </w:r>
     </w:p>
     <w:p>
@@ -614,10 +614,10 @@
         <w:rPr>
           <w:b/>
         </w:rPr>
-        <w:t xml:space="preserve">Changes in the manuscript. </w:t>
+        <w:t xml:space="preserve">Revision in Manuscript: </w:t>
       </w:r>
       <w:r>
-        <w:t>Tables 1-5.</w:t>
+        <w:t>Tables 1-5, pp. 4-5 and 7-9.</w:t>
       </w:r>
     </w:p>
     <w:p>
@@ -628,7 +628,7 @@
         <w:rPr>
           <w:b/>
         </w:rPr>
-        <w:t xml:space="preserve">Comment 8. </w:t>
+        <w:t xml:space="preserve">Reviewer Comment 8: </w:t>
       </w:r>
       <w:r>
         <w:t>Format equations with a standard math editor.</w:t>
@@ -642,10 +642,10 @@
         <w:rPr>
           <w:b/>
         </w:rPr>
-        <w:t xml:space="preserve">Response. </w:t>
+        <w:t xml:space="preserve">Response: </w:t>
       </w:r>
       <w:r>
-        <w:t>Verified. Every retained equation remains a native editable Office Math (OMML) object; no equation was replaced by an image.</w:t>
+        <w:t>Fully addressed and verified. Every retained equation remains a native editable Office Math (OMML) object; no equation was replaced by an image.</w:t>
       </w:r>
     </w:p>
     <w:p>
@@ -656,10 +656,10 @@
         <w:rPr>
           <w:b/>
         </w:rPr>
-        <w:t xml:space="preserve">Changes in the manuscript. </w:t>
+        <w:t xml:space="preserve">Revision in Manuscript: </w:t>
       </w:r>
       <w:r>
-        <w:t>Methodology equations.</w:t>
+        <w:t>Section 3, Methodology, pp. 4 and 6-7.</w:t>
       </w:r>
     </w:p>
     <w:p>
@@ -670,7 +670,7 @@
         <w:rPr>
           <w:b/>
         </w:rPr>
-        <w:t xml:space="preserve">Comment 9. </w:t>
+        <w:t xml:space="preserve">Reviewer Comment 9: </w:t>
       </w:r>
       <w:r>
         <w:t>Include a dedicated bullet-point contribution list in the Introduction.</w:t>
@@ -684,10 +684,10 @@
         <w:rPr>
           <w:b/>
         </w:rPr>
-        <w:t xml:space="preserve">Response. </w:t>
+        <w:t xml:space="preserve">Response: </w:t>
       </w:r>
       <w:r>
-        <w:t>Addressed; this overlaps Comment 2 and is implemented once to avoid repetition.</w:t>
+        <w:t>Fully addressed; this overlaps Comment 2 and is implemented once to avoid repetition.</w:t>
       </w:r>
     </w:p>
     <w:p>
@@ -698,10 +698,10 @@
         <w:rPr>
           <w:b/>
         </w:rPr>
-        <w:t xml:space="preserve">Changes in the manuscript. </w:t>
+        <w:t xml:space="preserve">Revision in Manuscript: </w:t>
       </w:r>
       <w:r>
-        <w:t>Introduction.</w:t>
+        <w:t>Section 1, Introduction, p. 2.</w:t>
       </w:r>
     </w:p>
     <w:p>
@@ -712,7 +712,7 @@
         <w:rPr>
           <w:b/>
         </w:rPr>
-        <w:t xml:space="preserve">Comment 10. </w:t>
+        <w:t xml:space="preserve">Reviewer Comment 10: </w:t>
       </w:r>
       <w:r>
         <w:t>Add a section on practical implications and societal benefits.</w:t>
@@ -726,10 +726,10 @@
         <w:rPr>
           <w:b/>
         </w:rPr>
-        <w:t xml:space="preserve">Response. </w:t>
+        <w:t xml:space="preserve">Response: </w:t>
       </w:r>
       <w:r>
-        <w:t>Addressed with a dedicated section explaining defensive use in voice authentication and media verification, the role of human oversight, and the limits of current offline diagnostic evidence.</w:t>
+        <w:t>Fully addressed with a dedicated section explaining defensive use in voice authentication and media verification, the role of human oversight, and the limits of current offline diagnostic evidence.</w:t>
       </w:r>
     </w:p>
     <w:p>
@@ -740,10 +740,10 @@
         <w:rPr>
           <w:b/>
         </w:rPr>
-        <w:t xml:space="preserve">Changes in the manuscript. </w:t>
+        <w:t xml:space="preserve">Revision in Manuscript: </w:t>
       </w:r>
       <w:r>
-        <w:t>Practical and Societal Implications.</w:t>
+        <w:t>Section 5, Practical and Societal Implications, p. 10.</w:t>
       </w:r>
     </w:p>
     <w:p>

--- a/papers/Response_to_Reviewers_final.docx
+++ b/papers/Response_to_Reviewers_final.docx
@@ -13,7 +13,7 @@
     </w:p>
     <w:p>
       <w:r>
-        <w:t>On behalf of all authors, we thank the reviewers for the careful and constructive evaluation. The manuscript has been revised point by point. Where a requested experiment is not supported by existing evidence, we strengthened the limitation and narrowed the claim instead of reporting unexecuted results. The page references below correspond to the final 11-page manuscript.</w:t>
+        <w:t>On behalf of all authors, we thank the reviewers for the careful and constructive evaluation. The manuscript has been revised point by point. Where a requested experiment is not supported by existing evidence, we strengthened the limitation and narrowed the claim instead of reporting unexecuted results. Revision locations use stable section, table, and figure identifiers; final page locators will be synchronized after the camera-ready pagination check.</w:t>
       </w:r>
     </w:p>
     <w:p>
@@ -63,7 +63,7 @@
         <w:t xml:space="preserve">Revision in Manuscript: </w:t>
       </w:r>
       <w:r>
-        <w:t>Section 3.2, Dataset Integrity and Canonical Split, pp. 3-4; Section 3.3, Standardized Audio Preprocessing, p. 4; Table 1, p. 4.</w:t>
+        <w:t>Section 3.2, Dataset Integrity and Canonical Split; Section 3.3, Standardized Audio Preprocessing; Table 1.</w:t>
       </w:r>
     </w:p>
     <w:p>
@@ -105,7 +105,7 @@
         <w:t xml:space="preserve">Revision in Manuscript: </w:t>
       </w:r>
       <w:r>
-        <w:t>Abstract, p. 1; Sections 3.6-3.7, pp. 6-7; Sections 4.1-4.2, p. 8; Table 3, p. 7.</w:t>
+        <w:t>Abstract; Sections 3.6-3.7; Sections 4.1-4.2; Table 3.</w:t>
       </w:r>
     </w:p>
     <w:p>
@@ -147,7 +147,7 @@
         <w:t xml:space="preserve">Revision in Manuscript: </w:t>
       </w:r>
       <w:r>
-        <w:t>Sections 3.3-3.5, pp. 4-6; Table 2, p. 5; Figure 3, p. 5.</w:t>
+        <w:t>Sections 3.3-3.5; Table 2; Figure 3.</w:t>
       </w:r>
     </w:p>
     <w:p>
@@ -189,7 +189,7 @@
         <w:t xml:space="preserve">Revision in Manuscript: </w:t>
       </w:r>
       <w:r>
-        <w:t>Abstract, p. 1; Section 3.6, pp. 6-7; Section 4.2, pp. 8-9; Section 6, Limitations, p. 10; Section 7, Conclusion, pp. 10-11.</w:t>
+        <w:t>Abstract; Section 3.6; Section 4.2; Section 6, Limitations; Section 7, Conclusion.</w:t>
       </w:r>
     </w:p>
     <w:p>
@@ -231,7 +231,7 @@
         <w:t xml:space="preserve">Revision in Manuscript: </w:t>
       </w:r>
       <w:r>
-        <w:t>Section 3.7, pp. 6-7; Section 4.1, p. 8; Table 3, p. 7; Section 6, Limitations, p. 10; Section 7, Conclusion, pp. 10-11.</w:t>
+        <w:t>Section 3.7; Section 4.1; Table 3; Section 6, Limitations; Section 7, Conclusion.</w:t>
       </w:r>
     </w:p>
     <w:p>
@@ -273,7 +273,7 @@
         <w:t xml:space="preserve">Revision in Manuscript: </w:t>
       </w:r>
       <w:r>
-        <w:t>Abstract, p. 1; Section 2, pp. 2-3; Sections 3.6-3.7, pp. 6-7; Sections 5-7, pp. 10-11.</w:t>
+        <w:t>Abstract; Section 2; Sections 3.6-3.7; Sections 5-7.</w:t>
       </w:r>
     </w:p>
     <w:p>
@@ -323,7 +323,7 @@
         <w:t xml:space="preserve">Revision in Manuscript: </w:t>
       </w:r>
       <w:r>
-        <w:t>Entire manuscript, pp. 1-11; References [1]-[24], p. 11.</w:t>
+        <w:t>Entire manuscript; References [1]-[24].</w:t>
       </w:r>
     </w:p>
     <w:p>
@@ -365,7 +365,7 @@
         <w:t xml:space="preserve">Revision in Manuscript: </w:t>
       </w:r>
       <w:r>
-        <w:t>Abstract, p. 1.</w:t>
+        <w:t>Abstract.</w:t>
       </w:r>
     </w:p>
     <w:p>
@@ -407,7 +407,7 @@
         <w:t xml:space="preserve">Revision in Manuscript: </w:t>
       </w:r>
       <w:r>
-        <w:t>Section 1, Introduction, p. 2.</w:t>
+        <w:t>Section 1, Introduction.</w:t>
       </w:r>
     </w:p>
     <w:p>
@@ -449,7 +449,7 @@
         <w:t xml:space="preserve">Revision in Manuscript: </w:t>
       </w:r>
       <w:r>
-        <w:t>Section 2, Related Work, pp. 2-3; References [10], [13], [14], and [22]-[24], p. 11.</w:t>
+        <w:t>Section 2, Related Work; References [10], [13], [14], and [22]-[24].</w:t>
       </w:r>
     </w:p>
     <w:p>
@@ -491,7 +491,7 @@
         <w:t xml:space="preserve">Revision in Manuscript: </w:t>
       </w:r>
       <w:r>
-        <w:t>Section 6, Limitations, p. 10.</w:t>
+        <w:t>Section 6, Limitations.</w:t>
       </w:r>
     </w:p>
     <w:p>
@@ -519,7 +519,7 @@
         <w:t xml:space="preserve">Response: </w:t>
       </w:r>
       <w:r>
-        <w:t>Fully addressed. The A4 single-column Springer layout, compact editable tables, paired figures, and concise prose produce an 11-page manuscript, which remains within the requested 10-12 page range. Pagination was verified in Microsoft Word.</w:t>
+        <w:t>Addressed structurally. The manuscript preserves the A4 single-column Springer layout, compact editable tables, side-by-side figures, and concise prose. Final pagination will be confirmed in Microsoft Word after the requested restoration of table and reference typography.</w:t>
       </w:r>
     </w:p>
     <w:p>
@@ -533,7 +533,7 @@
         <w:t xml:space="preserve">Revision in Manuscript: </w:t>
       </w:r>
       <w:r>
-        <w:t>Whole manuscript, 11 A4 pages.</w:t>
+        <w:t>Whole manuscript.</w:t>
       </w:r>
     </w:p>
     <w:p>
@@ -575,7 +575,7 @@
         <w:t xml:space="preserve">Revision in Manuscript: </w:t>
       </w:r>
       <w:r>
-        <w:t>Figures 1-6, pp. 3, 5, 7-8, and 10.</w:t>
+        <w:t>Figures 1-6, 5, 7-8, and 10.</w:t>
       </w:r>
     </w:p>
     <w:p>
@@ -617,7 +617,7 @@
         <w:t xml:space="preserve">Revision in Manuscript: </w:t>
       </w:r>
       <w:r>
-        <w:t>Tables 1-5, pp. 4-5 and 7-9.</w:t>
+        <w:t>Tables 1-5 and 7-9.</w:t>
       </w:r>
     </w:p>
     <w:p>
@@ -659,7 +659,7 @@
         <w:t xml:space="preserve">Revision in Manuscript: </w:t>
       </w:r>
       <w:r>
-        <w:t>Section 3, Methodology, pp. 4 and 6-7.</w:t>
+        <w:t>Section 3, Methodology and 6-7.</w:t>
       </w:r>
     </w:p>
     <w:p>
@@ -701,7 +701,7 @@
         <w:t xml:space="preserve">Revision in Manuscript: </w:t>
       </w:r>
       <w:r>
-        <w:t>Section 1, Introduction, p. 2.</w:t>
+        <w:t>Section 1, Introduction.</w:t>
       </w:r>
     </w:p>
     <w:p>
@@ -743,7 +743,7 @@
         <w:t xml:space="preserve">Revision in Manuscript: </w:t>
       </w:r>
       <w:r>
-        <w:t>Section 5, Practical and Societal Implications, p. 10.</w:t>
+        <w:t>Section 5, Practical and Societal Implications.</w:t>
       </w:r>
     </w:p>
     <w:p>

--- a/papers/Response_to_Reviewers_final.docx
+++ b/papers/Response_to_Reviewers_final.docx
@@ -6,8 +6,14 @@
       <w:pPr>
         <w:pStyle w:val="Heading1"/>
         <w:jc w:val="center"/>
+        <w:rPr>
+          <w:color w:val="auto"/>
+        </w:rPr>
       </w:pPr>
       <w:r>
+        <w:rPr>
+          <w:color w:val="auto"/>
+        </w:rPr>
         <w:t>RESPONSE TO REVIEWERS</w:t>
       </w:r>
     </w:p>
@@ -19,8 +25,14 @@
     <w:p>
       <w:pPr>
         <w:pStyle w:val="Heading2"/>
+        <w:rPr>
+          <w:color w:val="auto"/>
+        </w:rPr>
       </w:pPr>
       <w:r>
+        <w:rPr>
+          <w:color w:val="auto"/>
+        </w:rPr>
         <w:t>Response to Reviewer 1</w:t>
       </w:r>
     </w:p>
@@ -175,7 +187,11 @@
         <w:t xml:space="preserve">Response: </w:t>
       </w:r>
       <w:r>
-        <w:t>Partially addressed, with scope kept truthful. The executed protocol already includes AWGN at 20/10/5/0 dB, MP3 at 128/64 kb/s, Opus at 64 kb/s, AAC at 96 kb/s, and a documented simulated-replay channel, all on the same stratified 100-recording subset. No unseen-attack or full-test stress outputs exist, so they were not fabricated. The manuscript now consistently calls this evidence diagnostic and lists unseen/full-test/physical-replay evaluation as future work.</w:t>
+        <w:t xml:space="preserve">Partially addressed, with scope kept truthful. The executed protocol already includes AWGN at 20/10/5/0 dB, MP3 at 128/64 kb/s, Opus at 64 kb/s, AAC at 96 kb/s, and a documented </w:t>
+      </w:r>
+      <w:r>
+        <w:lastRenderedPageBreak/>
+        <w:t>simulated-replay channel, all on the same stratified 100-recording subset. No unseen-attack or full-test stress outputs exist, so they were not fabricated. The manuscript now consistently calls this evidence diagnostic and lists unseen/full-test/physical-replay evaluation as future work.</w:t>
       </w:r>
     </w:p>
     <w:p>
@@ -183,13 +199,7 @@
         <w:spacing w:after="120"/>
       </w:pPr>
       <w:r>
-        <w:rPr>
-          <w:b/>
-        </w:rPr>
-        <w:t xml:space="preserve">Revision in Manuscript: </w:t>
-      </w:r>
-      <w:r>
-        <w:t>Abstract; Section 3.6; Section 4.2; Section 6, Limitations; Section 7, Conclusion.</w:t>
+        <w:t>Revision in Manuscript: Abstract; Section 3.6; Section 4.2; Section 5.2, Limitations; Section 5.3, Concluding Remarks.</w:t>
       </w:r>
     </w:p>
     <w:p>
@@ -225,13 +235,7 @@
         <w:spacing w:after="120"/>
       </w:pPr>
       <w:r>
-        <w:rPr>
-          <w:b/>
-        </w:rPr>
-        <w:t xml:space="preserve">Revision in Manuscript: </w:t>
-      </w:r>
-      <w:r>
-        <w:t>Section 3.7; Section 4.1; Table 3; Section 6, Limitations; Section 7, Conclusion.</w:t>
+        <w:t>Revision in Manuscript: Section 3.7; Section 4.1; Table 3; Section 5.2, Limitations; Section 5.3, Concluding Remarks.</w:t>
       </w:r>
     </w:p>
     <w:p>
@@ -279,8 +283,14 @@
     <w:p>
       <w:pPr>
         <w:pStyle w:val="Heading2"/>
+        <w:rPr>
+          <w:color w:val="auto"/>
+        </w:rPr>
       </w:pPr>
       <w:r>
+        <w:rPr>
+          <w:color w:val="auto"/>
+        </w:rPr>
         <w:t>Response to Reviewer 2</w:t>
       </w:r>
     </w:p>
@@ -418,6 +428,7 @@
         <w:rPr>
           <w:b/>
         </w:rPr>
+        <w:lastRenderedPageBreak/>
         <w:t xml:space="preserve">Reviewer Comment 3: </w:t>
       </w:r>
       <w:r>
@@ -471,13 +482,7 @@
         <w:spacing w:after="40"/>
       </w:pPr>
       <w:r>
-        <w:rPr>
-          <w:b/>
-        </w:rPr>
-        <w:t xml:space="preserve">Response: </w:t>
-      </w:r>
-      <w:r>
-        <w:t>Fully addressed by moving and consolidating the limitations into a dedicated section immediately before the Conclusion.</w:t>
+        <w:t>Response: Fully addressed by retaining a dedicated Limitations subsection immediately before the concluding remarks within the consolidated Conclusion section.</w:t>
       </w:r>
     </w:p>
     <w:p>
@@ -485,13 +490,7 @@
         <w:spacing w:after="120"/>
       </w:pPr>
       <w:r>
-        <w:rPr>
-          <w:b/>
-        </w:rPr>
-        <w:t xml:space="preserve">Revision in Manuscript: </w:t>
-      </w:r>
-      <w:r>
-        <w:t>Section 6, Limitations.</w:t>
+        <w:t>Revision in Manuscript: Section 5.2, Limitations.</w:t>
       </w:r>
     </w:p>
     <w:p>
@@ -737,20 +736,21 @@
         <w:spacing w:after="120"/>
       </w:pPr>
       <w:r>
-        <w:rPr>
-          <w:b/>
-        </w:rPr>
-        <w:t xml:space="preserve">Revision in Manuscript: </w:t>
-      </w:r>
-      <w:r>
-        <w:t>Section 5, Practical and Societal Implications.</w:t>
+        <w:t>Revision in Manuscript: Section 5.1, Practical and Societal Implications.</w:t>
       </w:r>
     </w:p>
     <w:p>
       <w:pPr>
         <w:pStyle w:val="Heading3"/>
+        <w:rPr>
+          <w:color w:val="auto"/>
+        </w:rPr>
       </w:pPr>
       <w:r>
+        <w:rPr>
+          <w:color w:val="auto"/>
+        </w:rPr>
+        <w:lastRenderedPageBreak/>
         <w:t>Final Remarks</w:t>
       </w:r>
     </w:p>
@@ -760,6 +760,8 @@
       </w:r>
     </w:p>
     <w:sectPr>
+      <w:headerReference w:type="default" r:id="rId8"/>
+      <w:footerReference w:type="default" r:id="rId9"/>
       <w:pgSz w:w="12240" w:h="15840"/>
       <w:pgMar w:top="1440" w:right="1800" w:bottom="1440" w:left="1800" w:header="720" w:footer="720" w:gutter="0"/>
       <w:cols w:space="720"/>
@@ -767,6 +769,76 @@
     </w:sectPr>
   </w:body>
 </w:document>
+</file>
+
+<file path=word/endnotes.xml><?xml version="1.0" encoding="utf-8"?>
+<w:endnotes xmlns:wpc="http://schemas.microsoft.com/office/word/2010/wordprocessingCanvas" xmlns:cx="http://schemas.microsoft.com/office/drawing/2014/chartex" xmlns:cx1="http://schemas.microsoft.com/office/drawing/2015/9/8/chartex" xmlns:cx2="http://schemas.microsoft.com/office/drawing/2015/10/21/chartex" xmlns:cx3="http://schemas.microsoft.com/office/drawing/2016/5/9/chartex" xmlns:cx4="http://schemas.microsoft.com/office/drawing/2016/5/10/chartex" xmlns:cx5="http://schemas.microsoft.com/office/drawing/2016/5/11/chartex" xmlns:cx6="http://schemas.microsoft.com/office/drawing/2016/5/12/chartex" xmlns:cx7="http://schemas.microsoft.com/office/drawing/2016/5/13/chartex" xmlns:cx8="http://schemas.microsoft.com/office/drawing/2016/5/14/chartex" xmlns:mc="http://schemas.openxmlformats.org/markup-compatibility/2006" xmlns:aink="http://schemas.microsoft.com/office/drawing/2016/ink" xmlns:am3d="http://schemas.microsoft.com/office/drawing/2017/model3d" xmlns:o="urn:schemas-microsoft-com:office:office" xmlns:oel="http://schemas.microsoft.com/office/2019/extlst" xmlns:r="http://schemas.openxmlformats.org/officeDocument/2006/relationships" xmlns:m="http://schemas.openxmlformats.org/officeDocument/2006/math" xmlns:v="urn:schemas-microsoft-com:vml" xmlns:wp14="http://schemas.microsoft.com/office/word/2010/wordprocessingDrawing" xmlns:wp="http://schemas.openxmlformats.org/drawingml/2006/wordprocessingDrawing" xmlns:w10="urn:schemas-microsoft-com:office:word" xmlns:w="http://schemas.openxmlformats.org/wordprocessingml/2006/main" xmlns:w14="http://schemas.microsoft.com/office/word/2010/wordml" xmlns:w15="http://schemas.microsoft.com/office/word/2012/wordml" xmlns:w16cex="http://schemas.microsoft.com/office/word/2018/wordml/cex" xmlns:w16cid="http://schemas.microsoft.com/office/word/2016/wordml/cid" xmlns:w16="http://schemas.microsoft.com/office/word/2018/wordml" xmlns:w16du="http://schemas.microsoft.com/office/word/2023/wordml/word16du" xmlns:w16sdtdh="http://schemas.microsoft.com/office/word/2020/wordml/sdtdatahash" xmlns:w16sdtfl="http://schemas.microsoft.com/office/word/2024/wordml/sdtformatlock" xmlns:w16se="http://schemas.microsoft.com/office/word/2015/wordml/symex" xmlns:wpg="http://schemas.microsoft.com/office/word/2010/wordprocessingGroup" xmlns:wpi="http://schemas.microsoft.com/office/word/2010/wordprocessingInk" xmlns:wne="http://schemas.microsoft.com/office/word/2006/wordml" xmlns:wps="http://schemas.microsoft.com/office/word/2010/wordprocessingShape" mc:Ignorable="w14 w15 w16se w16cid w16 w16cex w16sdtdh w16sdtfl w16du wp14">
+  <w:endnote w:type="separator" w:id="-1">
+    <w:p>
+      <w:pPr>
+        <w:spacing w:after="0" w:line="240" w:lineRule="auto"/>
+      </w:pPr>
+      <w:r>
+        <w:separator/>
+      </w:r>
+    </w:p>
+  </w:endnote>
+  <w:endnote w:type="continuationSeparator" w:id="0">
+    <w:p>
+      <w:pPr>
+        <w:spacing w:after="0" w:line="240" w:lineRule="auto"/>
+      </w:pPr>
+      <w:r>
+        <w:continuationSeparator/>
+      </w:r>
+    </w:p>
+  </w:endnote>
+</w:endnotes>
+</file>
+
+<file path=word/footer1.xml><?xml version="1.0" encoding="utf-8"?>
+<w:ftr xmlns:wpc="http://schemas.microsoft.com/office/word/2010/wordprocessingCanvas" xmlns:cx="http://schemas.microsoft.com/office/drawing/2014/chartex" xmlns:cx1="http://schemas.microsoft.com/office/drawing/2015/9/8/chartex" xmlns:cx2="http://schemas.microsoft.com/office/drawing/2015/10/21/chartex" xmlns:cx3="http://schemas.microsoft.com/office/drawing/2016/5/9/chartex" xmlns:cx4="http://schemas.microsoft.com/office/drawing/2016/5/10/chartex" xmlns:cx5="http://schemas.microsoft.com/office/drawing/2016/5/11/chartex" xmlns:cx6="http://schemas.microsoft.com/office/drawing/2016/5/12/chartex" xmlns:cx7="http://schemas.microsoft.com/office/drawing/2016/5/13/chartex" xmlns:cx8="http://schemas.microsoft.com/office/drawing/2016/5/14/chartex" xmlns:mc="http://schemas.openxmlformats.org/markup-compatibility/2006" xmlns:aink="http://schemas.microsoft.com/office/drawing/2016/ink" xmlns:am3d="http://schemas.microsoft.com/office/drawing/2017/model3d" xmlns:o="urn:schemas-microsoft-com:office:office" xmlns:oel="http://schemas.microsoft.com/office/2019/extlst" xmlns:r="http://schemas.openxmlformats.org/officeDocument/2006/relationships" xmlns:m="http://schemas.openxmlformats.org/officeDocument/2006/math" xmlns:v="urn:schemas-microsoft-com:vml" xmlns:wp14="http://schemas.microsoft.com/office/word/2010/wordprocessingDrawing" xmlns:wp="http://schemas.openxmlformats.org/drawingml/2006/wordprocessingDrawing" xmlns:w10="urn:schemas-microsoft-com:office:word" xmlns:w="http://schemas.openxmlformats.org/wordprocessingml/2006/main" xmlns:w14="http://schemas.microsoft.com/office/word/2010/wordml" xmlns:w15="http://schemas.microsoft.com/office/word/2012/wordml" xmlns:w16cex="http://schemas.microsoft.com/office/word/2018/wordml/cex" xmlns:w16cid="http://schemas.microsoft.com/office/word/2016/wordml/cid" xmlns:w16="http://schemas.microsoft.com/office/word/2018/wordml" xmlns:w16du="http://schemas.microsoft.com/office/word/2023/wordml/word16du" xmlns:w16sdtdh="http://schemas.microsoft.com/office/word/2020/wordml/sdtdatahash" xmlns:w16sdtfl="http://schemas.microsoft.com/office/word/2024/wordml/sdtformatlock" xmlns:w16se="http://schemas.microsoft.com/office/word/2015/wordml/symex" xmlns:wpg="http://schemas.microsoft.com/office/word/2010/wordprocessingGroup" xmlns:wpi="http://schemas.microsoft.com/office/word/2010/wordprocessingInk" xmlns:wne="http://schemas.microsoft.com/office/word/2006/wordml" xmlns:wps="http://schemas.microsoft.com/office/word/2010/wordprocessingShape" mc:Ignorable="w14 w15 w16se w16cid w16 w16cex w16sdtdh w16sdtfl w16du wp14">
+  <w:p>
+    <w:pPr>
+      <w:pStyle w:val="Footer"/>
+    </w:pPr>
+  </w:p>
+</w:ftr>
+</file>
+
+<file path=word/footnotes.xml><?xml version="1.0" encoding="utf-8"?>
+<w:footnotes xmlns:wpc="http://schemas.microsoft.com/office/word/2010/wordprocessingCanvas" xmlns:cx="http://schemas.microsoft.com/office/drawing/2014/chartex" xmlns:cx1="http://schemas.microsoft.com/office/drawing/2015/9/8/chartex" xmlns:cx2="http://schemas.microsoft.com/office/drawing/2015/10/21/chartex" xmlns:cx3="http://schemas.microsoft.com/office/drawing/2016/5/9/chartex" xmlns:cx4="http://schemas.microsoft.com/office/drawing/2016/5/10/chartex" xmlns:cx5="http://schemas.microsoft.com/office/drawing/2016/5/11/chartex" xmlns:cx6="http://schemas.microsoft.com/office/drawing/2016/5/12/chartex" xmlns:cx7="http://schemas.microsoft.com/office/drawing/2016/5/13/chartex" xmlns:cx8="http://schemas.microsoft.com/office/drawing/2016/5/14/chartex" xmlns:mc="http://schemas.openxmlformats.org/markup-compatibility/2006" xmlns:aink="http://schemas.microsoft.com/office/drawing/2016/ink" xmlns:am3d="http://schemas.microsoft.com/office/drawing/2017/model3d" xmlns:o="urn:schemas-microsoft-com:office:office" xmlns:oel="http://schemas.microsoft.com/office/2019/extlst" xmlns:r="http://schemas.openxmlformats.org/officeDocument/2006/relationships" xmlns:m="http://schemas.openxmlformats.org/officeDocument/2006/math" xmlns:v="urn:schemas-microsoft-com:vml" xmlns:wp14="http://schemas.microsoft.com/office/word/2010/wordprocessingDrawing" xmlns:wp="http://schemas.openxmlformats.org/drawingml/2006/wordprocessingDrawing" xmlns:w10="urn:schemas-microsoft-com:office:word" xmlns:w="http://schemas.openxmlformats.org/wordprocessingml/2006/main" xmlns:w14="http://schemas.microsoft.com/office/word/2010/wordml" xmlns:w15="http://schemas.microsoft.com/office/word/2012/wordml" xmlns:w16cex="http://schemas.microsoft.com/office/word/2018/wordml/cex" xmlns:w16cid="http://schemas.microsoft.com/office/word/2016/wordml/cid" xmlns:w16="http://schemas.microsoft.com/office/word/2018/wordml" xmlns:w16du="http://schemas.microsoft.com/office/word/2023/wordml/word16du" xmlns:w16sdtdh="http://schemas.microsoft.com/office/word/2020/wordml/sdtdatahash" xmlns:w16sdtfl="http://schemas.microsoft.com/office/word/2024/wordml/sdtformatlock" xmlns:w16se="http://schemas.microsoft.com/office/word/2015/wordml/symex" xmlns:wpg="http://schemas.microsoft.com/office/word/2010/wordprocessingGroup" xmlns:wpi="http://schemas.microsoft.com/office/word/2010/wordprocessingInk" xmlns:wne="http://schemas.microsoft.com/office/word/2006/wordml" xmlns:wps="http://schemas.microsoft.com/office/word/2010/wordprocessingShape" mc:Ignorable="w14 w15 w16se w16cid w16 w16cex w16sdtdh w16sdtfl w16du wp14">
+  <w:footnote w:type="separator" w:id="-1">
+    <w:p>
+      <w:pPr>
+        <w:spacing w:after="0" w:line="240" w:lineRule="auto"/>
+      </w:pPr>
+      <w:r>
+        <w:separator/>
+      </w:r>
+    </w:p>
+  </w:footnote>
+  <w:footnote w:type="continuationSeparator" w:id="0">
+    <w:p>
+      <w:pPr>
+        <w:spacing w:after="0" w:line="240" w:lineRule="auto"/>
+      </w:pPr>
+      <w:r>
+        <w:continuationSeparator/>
+      </w:r>
+    </w:p>
+  </w:footnote>
+</w:footnotes>
+</file>
+
+<file path=word/header1.xml><?xml version="1.0" encoding="utf-8"?>
+<w:hdr xmlns:wpc="http://schemas.microsoft.com/office/word/2010/wordprocessingCanvas" xmlns:cx="http://schemas.microsoft.com/office/drawing/2014/chartex" xmlns:cx1="http://schemas.microsoft.com/office/drawing/2015/9/8/chartex" xmlns:cx2="http://schemas.microsoft.com/office/drawing/2015/10/21/chartex" xmlns:cx3="http://schemas.microsoft.com/office/drawing/2016/5/9/chartex" xmlns:cx4="http://schemas.microsoft.com/office/drawing/2016/5/10/chartex" xmlns:cx5="http://schemas.microsoft.com/office/drawing/2016/5/11/chartex" xmlns:cx6="http://schemas.microsoft.com/office/drawing/2016/5/12/chartex" xmlns:cx7="http://schemas.microsoft.com/office/drawing/2016/5/13/chartex" xmlns:cx8="http://schemas.microsoft.com/office/drawing/2016/5/14/chartex" xmlns:mc="http://schemas.openxmlformats.org/markup-compatibility/2006" xmlns:aink="http://schemas.microsoft.com/office/drawing/2016/ink" xmlns:am3d="http://schemas.microsoft.com/office/drawing/2017/model3d" xmlns:o="urn:schemas-microsoft-com:office:office" xmlns:oel="http://schemas.microsoft.com/office/2019/extlst" xmlns:r="http://schemas.openxmlformats.org/officeDocument/2006/relationships" xmlns:m="http://schemas.openxmlformats.org/officeDocument/2006/math" xmlns:v="urn:schemas-microsoft-com:vml" xmlns:wp14="http://schemas.microsoft.com/office/word/2010/wordprocessingDrawing" xmlns:wp="http://schemas.openxmlformats.org/drawingml/2006/wordprocessingDrawing" xmlns:w10="urn:schemas-microsoft-com:office:word" xmlns:w="http://schemas.openxmlformats.org/wordprocessingml/2006/main" xmlns:w14="http://schemas.microsoft.com/office/word/2010/wordml" xmlns:w15="http://schemas.microsoft.com/office/word/2012/wordml" xmlns:w16cex="http://schemas.microsoft.com/office/word/2018/wordml/cex" xmlns:w16cid="http://schemas.microsoft.com/office/word/2016/wordml/cid" xmlns:w16="http://schemas.microsoft.com/office/word/2018/wordml" xmlns:w16du="http://schemas.microsoft.com/office/word/2023/wordml/word16du" xmlns:w16sdtdh="http://schemas.microsoft.com/office/word/2020/wordml/sdtdatahash" xmlns:w16sdtfl="http://schemas.microsoft.com/office/word/2024/wordml/sdtformatlock" xmlns:w16se="http://schemas.microsoft.com/office/word/2015/wordml/symex" xmlns:wpg="http://schemas.microsoft.com/office/word/2010/wordprocessingGroup" xmlns:wpi="http://schemas.microsoft.com/office/word/2010/wordprocessingInk" xmlns:wne="http://schemas.microsoft.com/office/word/2006/wordml" xmlns:wps="http://schemas.microsoft.com/office/word/2010/wordprocessingShape" mc:Ignorable="w14 w15 w16se w16cid w16 w16cex w16sdtdh w16sdtfl w16du wp14">
+  <w:p>
+    <w:pPr>
+      <w:pStyle w:val="Header"/>
+    </w:pPr>
+  </w:p>
+</w:hdr>
 </file>
 
 <file path=word/numbering.xml><?xml version="1.0" encoding="utf-8"?>
@@ -1602,6 +1674,9 @@
     <w:name w:val="Normal"/>
     <w:qFormat/>
     <w:rsid w:val="00FC693F"/>
+    <w:rPr>
+      <w:rFonts w:ascii="Times New Roman" w:eastAsia="Times New Roman" w:hAnsi="Times New Roman" w:cs="Times New Roman"/>
+    </w:rPr>
   </w:style>
   <w:style w:type="paragraph" w:styleId="Heading1">
     <w:name w:val="heading 1"/>
@@ -1618,7 +1693,6 @@
       <w:outlineLvl w:val="0"/>
     </w:pPr>
     <w:rPr>
-      <w:rFonts w:asciiTheme="majorHAnsi" w:eastAsiaTheme="majorEastAsia" w:hAnsiTheme="majorHAnsi" w:cstheme="majorBidi"/>
       <w:b/>
       <w:bCs/>
       <w:color w:val="365F91" w:themeColor="accent1" w:themeShade="BF"/>
@@ -1642,7 +1716,6 @@
       <w:outlineLvl w:val="1"/>
     </w:pPr>
     <w:rPr>
-      <w:rFonts w:asciiTheme="majorHAnsi" w:eastAsiaTheme="majorEastAsia" w:hAnsiTheme="majorHAnsi" w:cstheme="majorBidi"/>
       <w:b/>
       <w:bCs/>
       <w:color w:val="4F81BD" w:themeColor="accent1"/>
@@ -1666,7 +1739,6 @@
       <w:outlineLvl w:val="2"/>
     </w:pPr>
     <w:rPr>
-      <w:rFonts w:asciiTheme="majorHAnsi" w:eastAsiaTheme="majorEastAsia" w:hAnsiTheme="majorHAnsi" w:cstheme="majorBidi"/>
       <w:b/>
       <w:bCs/>
       <w:color w:val="4F81BD" w:themeColor="accent1"/>
@@ -1689,7 +1761,6 @@
       <w:outlineLvl w:val="3"/>
     </w:pPr>
     <w:rPr>
-      <w:rFonts w:asciiTheme="majorHAnsi" w:eastAsiaTheme="majorEastAsia" w:hAnsiTheme="majorHAnsi" w:cstheme="majorBidi"/>
       <w:b/>
       <w:bCs/>
       <w:i/>
@@ -1714,7 +1785,6 @@
       <w:outlineLvl w:val="4"/>
     </w:pPr>
     <w:rPr>
-      <w:rFonts w:asciiTheme="majorHAnsi" w:eastAsiaTheme="majorEastAsia" w:hAnsiTheme="majorHAnsi" w:cstheme="majorBidi"/>
       <w:color w:val="243F60" w:themeColor="accent1" w:themeShade="7F"/>
     </w:rPr>
   </w:style>
@@ -1735,7 +1805,6 @@
       <w:outlineLvl w:val="5"/>
     </w:pPr>
     <w:rPr>
-      <w:rFonts w:asciiTheme="majorHAnsi" w:eastAsiaTheme="majorEastAsia" w:hAnsiTheme="majorHAnsi" w:cstheme="majorBidi"/>
       <w:i/>
       <w:iCs/>
       <w:color w:val="243F60" w:themeColor="accent1" w:themeShade="7F"/>
@@ -1758,7 +1827,6 @@
       <w:outlineLvl w:val="6"/>
     </w:pPr>
     <w:rPr>
-      <w:rFonts w:asciiTheme="majorHAnsi" w:eastAsiaTheme="majorEastAsia" w:hAnsiTheme="majorHAnsi" w:cstheme="majorBidi"/>
       <w:i/>
       <w:iCs/>
       <w:color w:val="404040" w:themeColor="text1" w:themeTint="BF"/>
@@ -1781,7 +1849,6 @@
       <w:outlineLvl w:val="7"/>
     </w:pPr>
     <w:rPr>
-      <w:rFonts w:asciiTheme="majorHAnsi" w:eastAsiaTheme="majorEastAsia" w:hAnsiTheme="majorHAnsi" w:cstheme="majorBidi"/>
       <w:color w:val="4F81BD" w:themeColor="accent1"/>
       <w:sz w:val="20"/>
       <w:szCs w:val="20"/>
@@ -1804,7 +1871,6 @@
       <w:outlineLvl w:val="8"/>
     </w:pPr>
     <w:rPr>
-      <w:rFonts w:asciiTheme="majorHAnsi" w:eastAsiaTheme="majorEastAsia" w:hAnsiTheme="majorHAnsi" w:cstheme="majorBidi"/>
       <w:i/>
       <w:iCs/>
       <w:color w:val="404040" w:themeColor="text1" w:themeTint="BF"/>
@@ -1815,6 +1881,7 @@
   <w:style w:type="character" w:default="1" w:styleId="DefaultParagraphFont">
     <w:name w:val="Default Paragraph Font"/>
     <w:uiPriority w:val="1"/>
+    <w:semiHidden/>
     <w:unhideWhenUsed/>
   </w:style>
   <w:style w:type="table" w:default="1" w:styleId="TableNormal">
@@ -1859,6 +1926,9 @@
     <w:link w:val="Header"/>
     <w:uiPriority w:val="99"/>
     <w:rsid w:val="00E618BF"/>
+    <w:rPr>
+      <w:rFonts w:ascii="Times New Roman" w:eastAsia="Times New Roman" w:hAnsi="Times New Roman" w:cs="Times New Roman"/>
+    </w:rPr>
   </w:style>
   <w:style w:type="paragraph" w:styleId="Footer">
     <w:name w:val="footer"/>
@@ -1881,6 +1951,9 @@
     <w:link w:val="Footer"/>
     <w:uiPriority w:val="99"/>
     <w:rsid w:val="00E618BF"/>
+    <w:rPr>
+      <w:rFonts w:ascii="Times New Roman" w:eastAsia="Times New Roman" w:hAnsi="Times New Roman" w:cs="Times New Roman"/>
+    </w:rPr>
   </w:style>
   <w:style w:type="paragraph" w:styleId="NoSpacing">
     <w:name w:val="No Spacing"/>
@@ -1890,6 +1963,9 @@
     <w:pPr>
       <w:spacing w:after="0" w:line="240" w:lineRule="auto"/>
     </w:pPr>
+    <w:rPr>
+      <w:rFonts w:ascii="Times New Roman" w:eastAsia="Times New Roman" w:hAnsi="Times New Roman" w:cs="Times New Roman"/>
+    </w:rPr>
   </w:style>
   <w:style w:type="character" w:customStyle="1" w:styleId="Heading1Char">
     <w:name w:val="Heading 1 Char"/>
@@ -1898,7 +1974,7 @@
     <w:uiPriority w:val="9"/>
     <w:rsid w:val="00FC693F"/>
     <w:rPr>
-      <w:rFonts w:asciiTheme="majorHAnsi" w:eastAsiaTheme="majorEastAsia" w:hAnsiTheme="majorHAnsi" w:cstheme="majorBidi"/>
+      <w:rFonts w:ascii="Times New Roman" w:eastAsia="Times New Roman" w:hAnsi="Times New Roman" w:cs="Times New Roman"/>
       <w:b/>
       <w:bCs/>
       <w:color w:val="365F91" w:themeColor="accent1" w:themeShade="BF"/>
@@ -1913,7 +1989,7 @@
     <w:uiPriority w:val="9"/>
     <w:rsid w:val="00FC693F"/>
     <w:rPr>
-      <w:rFonts w:asciiTheme="majorHAnsi" w:eastAsiaTheme="majorEastAsia" w:hAnsiTheme="majorHAnsi" w:cstheme="majorBidi"/>
+      <w:rFonts w:ascii="Times New Roman" w:eastAsia="Times New Roman" w:hAnsi="Times New Roman" w:cs="Times New Roman"/>
       <w:b/>
       <w:bCs/>
       <w:color w:val="4F81BD" w:themeColor="accent1"/>
@@ -1928,7 +2004,7 @@
     <w:uiPriority w:val="9"/>
     <w:rsid w:val="00FC693F"/>
     <w:rPr>
-      <w:rFonts w:asciiTheme="majorHAnsi" w:eastAsiaTheme="majorEastAsia" w:hAnsiTheme="majorHAnsi" w:cstheme="majorBidi"/>
+      <w:rFonts w:ascii="Times New Roman" w:eastAsia="Times New Roman" w:hAnsi="Times New Roman" w:cs="Times New Roman"/>
       <w:b/>
       <w:bCs/>
       <w:color w:val="4F81BD" w:themeColor="accent1"/>
@@ -1950,7 +2026,6 @@
       <w:contextualSpacing/>
     </w:pPr>
     <w:rPr>
-      <w:rFonts w:asciiTheme="majorHAnsi" w:eastAsiaTheme="majorEastAsia" w:hAnsiTheme="majorHAnsi" w:cstheme="majorBidi"/>
       <w:color w:val="17365D" w:themeColor="text2" w:themeShade="BF"/>
       <w:spacing w:val="5"/>
       <w:kern w:val="28"/>
@@ -1965,7 +2040,7 @@
     <w:uiPriority w:val="10"/>
     <w:rsid w:val="00FC693F"/>
     <w:rPr>
-      <w:rFonts w:asciiTheme="majorHAnsi" w:eastAsiaTheme="majorEastAsia" w:hAnsiTheme="majorHAnsi" w:cstheme="majorBidi"/>
+      <w:rFonts w:ascii="Times New Roman" w:eastAsia="Times New Roman" w:hAnsi="Times New Roman" w:cs="Times New Roman"/>
       <w:color w:val="17365D" w:themeColor="text2" w:themeShade="BF"/>
       <w:spacing w:val="5"/>
       <w:kern w:val="28"/>
@@ -1987,7 +2062,6 @@
       </w:numPr>
     </w:pPr>
     <w:rPr>
-      <w:rFonts w:asciiTheme="majorHAnsi" w:eastAsiaTheme="majorEastAsia" w:hAnsiTheme="majorHAnsi" w:cstheme="majorBidi"/>
       <w:i/>
       <w:iCs/>
       <w:color w:val="4F81BD" w:themeColor="accent1"/>
@@ -2003,7 +2077,7 @@
     <w:uiPriority w:val="11"/>
     <w:rsid w:val="00FC693F"/>
     <w:rPr>
-      <w:rFonts w:asciiTheme="majorHAnsi" w:eastAsiaTheme="majorEastAsia" w:hAnsiTheme="majorHAnsi" w:cstheme="majorBidi"/>
+      <w:rFonts w:ascii="Times New Roman" w:eastAsia="Times New Roman" w:hAnsi="Times New Roman" w:cs="Times New Roman"/>
       <w:i/>
       <w:iCs/>
       <w:color w:val="4F81BD" w:themeColor="accent1"/>
@@ -2040,6 +2114,9 @@
     <w:link w:val="BodyText"/>
     <w:uiPriority w:val="99"/>
     <w:rsid w:val="00AA1D8D"/>
+    <w:rPr>
+      <w:rFonts w:ascii="Times New Roman" w:eastAsia="Times New Roman" w:hAnsi="Times New Roman" w:cs="Times New Roman"/>
+    </w:rPr>
   </w:style>
   <w:style w:type="paragraph" w:styleId="BodyText2">
     <w:name w:val="Body Text 2"/>
@@ -2058,6 +2135,9 @@
     <w:link w:val="BodyText2"/>
     <w:uiPriority w:val="99"/>
     <w:rsid w:val="00AA1D8D"/>
+    <w:rPr>
+      <w:rFonts w:ascii="Times New Roman" w:eastAsia="Times New Roman" w:hAnsi="Times New Roman" w:cs="Times New Roman"/>
+    </w:rPr>
   </w:style>
   <w:style w:type="paragraph" w:styleId="BodyText3">
     <w:name w:val="Body Text 3"/>
@@ -2081,6 +2161,7 @@
     <w:uiPriority w:val="99"/>
     <w:rsid w:val="00AA1D8D"/>
     <w:rPr>
+      <w:rFonts w:ascii="Times New Roman" w:eastAsia="Times New Roman" w:hAnsi="Times New Roman" w:cs="Times New Roman"/>
       <w:sz w:val="16"/>
       <w:szCs w:val="16"/>
     </w:rPr>
@@ -2250,7 +2331,7 @@
       </w:tabs>
     </w:pPr>
     <w:rPr>
-      <w:rFonts w:ascii="Courier" w:hAnsi="Courier"/>
+      <w:rFonts w:ascii="Times New Roman" w:eastAsia="Times New Roman" w:hAnsi="Times New Roman" w:cs="Times New Roman"/>
       <w:sz w:val="20"/>
       <w:szCs w:val="20"/>
     </w:rPr>
@@ -2262,7 +2343,7 @@
     <w:uiPriority w:val="99"/>
     <w:rsid w:val="0029639D"/>
     <w:rPr>
-      <w:rFonts w:ascii="Courier" w:hAnsi="Courier"/>
+      <w:rFonts w:ascii="Times New Roman" w:eastAsia="Times New Roman" w:hAnsi="Times New Roman" w:cs="Times New Roman"/>
       <w:sz w:val="20"/>
       <w:szCs w:val="20"/>
     </w:rPr>
@@ -2288,6 +2369,7 @@
     <w:uiPriority w:val="29"/>
     <w:rsid w:val="00FC693F"/>
     <w:rPr>
+      <w:rFonts w:ascii="Times New Roman" w:eastAsia="Times New Roman" w:hAnsi="Times New Roman" w:cs="Times New Roman"/>
       <w:i/>
       <w:iCs/>
       <w:color w:val="000000" w:themeColor="text1"/>
@@ -2301,7 +2383,7 @@
     <w:semiHidden/>
     <w:rsid w:val="00FC693F"/>
     <w:rPr>
-      <w:rFonts w:asciiTheme="majorHAnsi" w:eastAsiaTheme="majorEastAsia" w:hAnsiTheme="majorHAnsi" w:cstheme="majorBidi"/>
+      <w:rFonts w:ascii="Times New Roman" w:eastAsia="Times New Roman" w:hAnsi="Times New Roman" w:cs="Times New Roman"/>
       <w:b/>
       <w:bCs/>
       <w:i/>
@@ -2317,7 +2399,7 @@
     <w:semiHidden/>
     <w:rsid w:val="00FC693F"/>
     <w:rPr>
-      <w:rFonts w:asciiTheme="majorHAnsi" w:eastAsiaTheme="majorEastAsia" w:hAnsiTheme="majorHAnsi" w:cstheme="majorBidi"/>
+      <w:rFonts w:ascii="Times New Roman" w:eastAsia="Times New Roman" w:hAnsi="Times New Roman" w:cs="Times New Roman"/>
       <w:color w:val="243F60" w:themeColor="accent1" w:themeShade="7F"/>
     </w:rPr>
   </w:style>
@@ -2329,7 +2411,7 @@
     <w:semiHidden/>
     <w:rsid w:val="00FC693F"/>
     <w:rPr>
-      <w:rFonts w:asciiTheme="majorHAnsi" w:eastAsiaTheme="majorEastAsia" w:hAnsiTheme="majorHAnsi" w:cstheme="majorBidi"/>
+      <w:rFonts w:ascii="Times New Roman" w:eastAsia="Times New Roman" w:hAnsi="Times New Roman" w:cs="Times New Roman"/>
       <w:i/>
       <w:iCs/>
       <w:color w:val="243F60" w:themeColor="accent1" w:themeShade="7F"/>
@@ -2343,7 +2425,7 @@
     <w:semiHidden/>
     <w:rsid w:val="00FC693F"/>
     <w:rPr>
-      <w:rFonts w:asciiTheme="majorHAnsi" w:eastAsiaTheme="majorEastAsia" w:hAnsiTheme="majorHAnsi" w:cstheme="majorBidi"/>
+      <w:rFonts w:ascii="Times New Roman" w:eastAsia="Times New Roman" w:hAnsi="Times New Roman" w:cs="Times New Roman"/>
       <w:i/>
       <w:iCs/>
       <w:color w:val="404040" w:themeColor="text1" w:themeTint="BF"/>
@@ -2357,7 +2439,7 @@
     <w:semiHidden/>
     <w:rsid w:val="00FC693F"/>
     <w:rPr>
-      <w:rFonts w:asciiTheme="majorHAnsi" w:eastAsiaTheme="majorEastAsia" w:hAnsiTheme="majorHAnsi" w:cstheme="majorBidi"/>
+      <w:rFonts w:ascii="Times New Roman" w:eastAsia="Times New Roman" w:hAnsi="Times New Roman" w:cs="Times New Roman"/>
       <w:color w:val="4F81BD" w:themeColor="accent1"/>
       <w:sz w:val="20"/>
       <w:szCs w:val="20"/>
@@ -2371,7 +2453,7 @@
     <w:semiHidden/>
     <w:rsid w:val="00FC693F"/>
     <w:rPr>
-      <w:rFonts w:asciiTheme="majorHAnsi" w:eastAsiaTheme="majorEastAsia" w:hAnsiTheme="majorHAnsi" w:cstheme="majorBidi"/>
+      <w:rFonts w:ascii="Times New Roman" w:eastAsia="Times New Roman" w:hAnsi="Times New Roman" w:cs="Times New Roman"/>
       <w:i/>
       <w:iCs/>
       <w:color w:val="404040" w:themeColor="text1" w:themeTint="BF"/>
@@ -2406,6 +2488,7 @@
     <w:qFormat/>
     <w:rsid w:val="00FC693F"/>
     <w:rPr>
+      <w:rFonts w:ascii="Times New Roman" w:eastAsia="Times New Roman" w:hAnsi="Times New Roman" w:cs="Times New Roman"/>
       <w:b/>
       <w:bCs/>
     </w:rPr>
@@ -2417,6 +2500,7 @@
     <w:qFormat/>
     <w:rsid w:val="00FC693F"/>
     <w:rPr>
+      <w:rFonts w:ascii="Times New Roman" w:eastAsia="Times New Roman" w:hAnsi="Times New Roman" w:cs="Times New Roman"/>
       <w:i/>
       <w:iCs/>
     </w:rPr>
@@ -2451,6 +2535,7 @@
     <w:uiPriority w:val="30"/>
     <w:rsid w:val="00FC693F"/>
     <w:rPr>
+      <w:rFonts w:ascii="Times New Roman" w:eastAsia="Times New Roman" w:hAnsi="Times New Roman" w:cs="Times New Roman"/>
       <w:b/>
       <w:bCs/>
       <w:i/>
@@ -2465,6 +2550,7 @@
     <w:qFormat/>
     <w:rsid w:val="00FC693F"/>
     <w:rPr>
+      <w:rFonts w:ascii="Times New Roman" w:eastAsia="Times New Roman" w:hAnsi="Times New Roman" w:cs="Times New Roman"/>
       <w:i/>
       <w:iCs/>
       <w:color w:val="808080" w:themeColor="text1" w:themeTint="7F"/>
@@ -2477,6 +2563,7 @@
     <w:qFormat/>
     <w:rsid w:val="00FC693F"/>
     <w:rPr>
+      <w:rFonts w:ascii="Times New Roman" w:eastAsia="Times New Roman" w:hAnsi="Times New Roman" w:cs="Times New Roman"/>
       <w:b/>
       <w:bCs/>
       <w:i/>
@@ -2491,6 +2578,7 @@
     <w:qFormat/>
     <w:rsid w:val="00FC693F"/>
     <w:rPr>
+      <w:rFonts w:ascii="Times New Roman" w:eastAsia="Times New Roman" w:hAnsi="Times New Roman" w:cs="Times New Roman"/>
       <w:smallCaps/>
       <w:color w:val="C0504D" w:themeColor="accent2"/>
       <w:u w:val="single"/>
@@ -2503,6 +2591,7 @@
     <w:qFormat/>
     <w:rsid w:val="00FC693F"/>
     <w:rPr>
+      <w:rFonts w:ascii="Times New Roman" w:eastAsia="Times New Roman" w:hAnsi="Times New Roman" w:cs="Times New Roman"/>
       <w:b/>
       <w:bCs/>
       <w:smallCaps/>
@@ -2518,6 +2607,7 @@
     <w:qFormat/>
     <w:rsid w:val="00FC693F"/>
     <w:rPr>
+      <w:rFonts w:ascii="Times New Roman" w:eastAsia="Times New Roman" w:hAnsi="Times New Roman" w:cs="Times New Roman"/>
       <w:b/>
       <w:bCs/>
       <w:smallCaps/>
@@ -2545,6 +2635,9 @@
     <w:pPr>
       <w:spacing w:after="0" w:line="240" w:lineRule="auto"/>
     </w:pPr>
+    <w:rPr>
+      <w:rFonts w:ascii="Times New Roman" w:eastAsia="Times New Roman" w:hAnsi="Times New Roman" w:cs="Times New Roman"/>
+    </w:rPr>
     <w:tblPr>
       <w:tblBorders>
         <w:top w:val="single" w:sz="4" w:space="0" w:color="auto"/>
@@ -2565,6 +2658,7 @@
       <w:spacing w:after="0" w:line="240" w:lineRule="auto"/>
     </w:pPr>
     <w:rPr>
+      <w:rFonts w:ascii="Times New Roman" w:eastAsia="Times New Roman" w:hAnsi="Times New Roman" w:cs="Times New Roman"/>
       <w:color w:val="000000" w:themeColor="text1" w:themeShade="BF"/>
     </w:rPr>
     <w:tblPr>
@@ -2661,6 +2755,7 @@
       <w:spacing w:after="0" w:line="240" w:lineRule="auto"/>
     </w:pPr>
     <w:rPr>
+      <w:rFonts w:ascii="Times New Roman" w:eastAsia="Times New Roman" w:hAnsi="Times New Roman" w:cs="Times New Roman"/>
       <w:color w:val="365F91" w:themeColor="accent1" w:themeShade="BF"/>
     </w:rPr>
     <w:tblPr>
@@ -2757,6 +2852,7 @@
       <w:spacing w:after="0" w:line="240" w:lineRule="auto"/>
     </w:pPr>
     <w:rPr>
+      <w:rFonts w:ascii="Times New Roman" w:eastAsia="Times New Roman" w:hAnsi="Times New Roman" w:cs="Times New Roman"/>
       <w:color w:val="943634" w:themeColor="accent2" w:themeShade="BF"/>
     </w:rPr>
     <w:tblPr>
@@ -2853,6 +2949,7 @@
       <w:spacing w:after="0" w:line="240" w:lineRule="auto"/>
     </w:pPr>
     <w:rPr>
+      <w:rFonts w:ascii="Times New Roman" w:eastAsia="Times New Roman" w:hAnsi="Times New Roman" w:cs="Times New Roman"/>
       <w:color w:val="76923C" w:themeColor="accent3" w:themeShade="BF"/>
     </w:rPr>
     <w:tblPr>
@@ -2949,6 +3046,7 @@
       <w:spacing w:after="0" w:line="240" w:lineRule="auto"/>
     </w:pPr>
     <w:rPr>
+      <w:rFonts w:ascii="Times New Roman" w:eastAsia="Times New Roman" w:hAnsi="Times New Roman" w:cs="Times New Roman"/>
       <w:color w:val="5F497A" w:themeColor="accent4" w:themeShade="BF"/>
     </w:rPr>
     <w:tblPr>
@@ -3045,6 +3143,7 @@
       <w:spacing w:after="0" w:line="240" w:lineRule="auto"/>
     </w:pPr>
     <w:rPr>
+      <w:rFonts w:ascii="Times New Roman" w:eastAsia="Times New Roman" w:hAnsi="Times New Roman" w:cs="Times New Roman"/>
       <w:color w:val="31849B" w:themeColor="accent5" w:themeShade="BF"/>
     </w:rPr>
     <w:tblPr>
@@ -3141,6 +3240,7 @@
       <w:spacing w:after="0" w:line="240" w:lineRule="auto"/>
     </w:pPr>
     <w:rPr>
+      <w:rFonts w:ascii="Times New Roman" w:eastAsia="Times New Roman" w:hAnsi="Times New Roman" w:cs="Times New Roman"/>
       <w:color w:val="E36C0A" w:themeColor="accent6" w:themeShade="BF"/>
     </w:rPr>
     <w:tblPr>
@@ -3236,6 +3336,9 @@
     <w:pPr>
       <w:spacing w:after="0" w:line="240" w:lineRule="auto"/>
     </w:pPr>
+    <w:rPr>
+      <w:rFonts w:ascii="Times New Roman" w:eastAsia="Times New Roman" w:hAnsi="Times New Roman" w:cs="Times New Roman"/>
+    </w:rPr>
     <w:tblPr>
       <w:tblStyleRowBandSize w:val="1"/>
       <w:tblStyleColBandSize w:val="1"/>
@@ -3321,6 +3424,9 @@
     <w:pPr>
       <w:spacing w:after="0" w:line="240" w:lineRule="auto"/>
     </w:pPr>
+    <w:rPr>
+      <w:rFonts w:ascii="Times New Roman" w:eastAsia="Times New Roman" w:hAnsi="Times New Roman" w:cs="Times New Roman"/>
+    </w:rPr>
     <w:tblPr>
       <w:tblStyleRowBandSize w:val="1"/>
       <w:tblStyleColBandSize w:val="1"/>
@@ -3406,6 +3512,9 @@
     <w:pPr>
       <w:spacing w:after="0" w:line="240" w:lineRule="auto"/>
     </w:pPr>
+    <w:rPr>
+      <w:rFonts w:ascii="Times New Roman" w:eastAsia="Times New Roman" w:hAnsi="Times New Roman" w:cs="Times New Roman"/>
+    </w:rPr>
     <w:tblPr>
       <w:tblStyleRowBandSize w:val="1"/>
       <w:tblStyleColBandSize w:val="1"/>
@@ -3491,6 +3600,9 @@
     <w:pPr>
       <w:spacing w:after="0" w:line="240" w:lineRule="auto"/>
     </w:pPr>
+    <w:rPr>
+      <w:rFonts w:ascii="Times New Roman" w:eastAsia="Times New Roman" w:hAnsi="Times New Roman" w:cs="Times New Roman"/>
+    </w:rPr>
     <w:tblPr>
       <w:tblStyleRowBandSize w:val="1"/>
       <w:tblStyleColBandSize w:val="1"/>
@@ -3576,6 +3688,9 @@
     <w:pPr>
       <w:spacing w:after="0" w:line="240" w:lineRule="auto"/>
     </w:pPr>
+    <w:rPr>
+      <w:rFonts w:ascii="Times New Roman" w:eastAsia="Times New Roman" w:hAnsi="Times New Roman" w:cs="Times New Roman"/>
+    </w:rPr>
     <w:tblPr>
       <w:tblStyleRowBandSize w:val="1"/>
       <w:tblStyleColBandSize w:val="1"/>
@@ -3661,6 +3776,9 @@
     <w:pPr>
       <w:spacing w:after="0" w:line="240" w:lineRule="auto"/>
     </w:pPr>
+    <w:rPr>
+      <w:rFonts w:ascii="Times New Roman" w:eastAsia="Times New Roman" w:hAnsi="Times New Roman" w:cs="Times New Roman"/>
+    </w:rPr>
     <w:tblPr>
       <w:tblStyleRowBandSize w:val="1"/>
       <w:tblStyleColBandSize w:val="1"/>
@@ -3746,6 +3864,9 @@
     <w:pPr>
       <w:spacing w:after="0" w:line="240" w:lineRule="auto"/>
     </w:pPr>
+    <w:rPr>
+      <w:rFonts w:ascii="Times New Roman" w:eastAsia="Times New Roman" w:hAnsi="Times New Roman" w:cs="Times New Roman"/>
+    </w:rPr>
     <w:tblPr>
       <w:tblStyleRowBandSize w:val="1"/>
       <w:tblStyleColBandSize w:val="1"/>
@@ -3831,6 +3952,9 @@
     <w:pPr>
       <w:spacing w:after="0" w:line="240" w:lineRule="auto"/>
     </w:pPr>
+    <w:rPr>
+      <w:rFonts w:ascii="Times New Roman" w:eastAsia="Times New Roman" w:hAnsi="Times New Roman" w:cs="Times New Roman"/>
+    </w:rPr>
     <w:tblPr>
       <w:tblStyleRowBandSize w:val="1"/>
       <w:tblStyleColBandSize w:val="1"/>
@@ -3954,6 +4078,9 @@
     <w:pPr>
       <w:spacing w:after="0" w:line="240" w:lineRule="auto"/>
     </w:pPr>
+    <w:rPr>
+      <w:rFonts w:ascii="Times New Roman" w:eastAsia="Times New Roman" w:hAnsi="Times New Roman" w:cs="Times New Roman"/>
+    </w:rPr>
     <w:tblPr>
       <w:tblStyleRowBandSize w:val="1"/>
       <w:tblStyleColBandSize w:val="1"/>
@@ -4077,6 +4204,9 @@
     <w:pPr>
       <w:spacing w:after="0" w:line="240" w:lineRule="auto"/>
     </w:pPr>
+    <w:rPr>
+      <w:rFonts w:ascii="Times New Roman" w:eastAsia="Times New Roman" w:hAnsi="Times New Roman" w:cs="Times New Roman"/>
+    </w:rPr>
     <w:tblPr>
       <w:tblStyleRowBandSize w:val="1"/>
       <w:tblStyleColBandSize w:val="1"/>
@@ -4200,6 +4330,9 @@
     <w:pPr>
       <w:spacing w:after="0" w:line="240" w:lineRule="auto"/>
     </w:pPr>
+    <w:rPr>
+      <w:rFonts w:ascii="Times New Roman" w:eastAsia="Times New Roman" w:hAnsi="Times New Roman" w:cs="Times New Roman"/>
+    </w:rPr>
     <w:tblPr>
       <w:tblStyleRowBandSize w:val="1"/>
       <w:tblStyleColBandSize w:val="1"/>
@@ -4323,6 +4456,9 @@
     <w:pPr>
       <w:spacing w:after="0" w:line="240" w:lineRule="auto"/>
     </w:pPr>
+    <w:rPr>
+      <w:rFonts w:ascii="Times New Roman" w:eastAsia="Times New Roman" w:hAnsi="Times New Roman" w:cs="Times New Roman"/>
+    </w:rPr>
     <w:tblPr>
       <w:tblStyleRowBandSize w:val="1"/>
       <w:tblStyleColBandSize w:val="1"/>
@@ -4446,6 +4582,9 @@
     <w:pPr>
       <w:spacing w:after="0" w:line="240" w:lineRule="auto"/>
     </w:pPr>
+    <w:rPr>
+      <w:rFonts w:ascii="Times New Roman" w:eastAsia="Times New Roman" w:hAnsi="Times New Roman" w:cs="Times New Roman"/>
+    </w:rPr>
     <w:tblPr>
       <w:tblStyleRowBandSize w:val="1"/>
       <w:tblStyleColBandSize w:val="1"/>
@@ -4569,6 +4708,9 @@
     <w:pPr>
       <w:spacing w:after="0" w:line="240" w:lineRule="auto"/>
     </w:pPr>
+    <w:rPr>
+      <w:rFonts w:ascii="Times New Roman" w:eastAsia="Times New Roman" w:hAnsi="Times New Roman" w:cs="Times New Roman"/>
+    </w:rPr>
     <w:tblPr>
       <w:tblStyleRowBandSize w:val="1"/>
       <w:tblStyleColBandSize w:val="1"/>
@@ -4692,6 +4834,9 @@
     <w:pPr>
       <w:spacing w:after="0" w:line="240" w:lineRule="auto"/>
     </w:pPr>
+    <w:rPr>
+      <w:rFonts w:ascii="Times New Roman" w:eastAsia="Times New Roman" w:hAnsi="Times New Roman" w:cs="Times New Roman"/>
+    </w:rPr>
     <w:tblPr>
       <w:tblStyleRowBandSize w:val="1"/>
       <w:tblStyleColBandSize w:val="1"/>
@@ -4791,6 +4936,9 @@
     <w:pPr>
       <w:spacing w:after="0" w:line="240" w:lineRule="auto"/>
     </w:pPr>
+    <w:rPr>
+      <w:rFonts w:ascii="Times New Roman" w:eastAsia="Times New Roman" w:hAnsi="Times New Roman" w:cs="Times New Roman"/>
+    </w:rPr>
     <w:tblPr>
       <w:tblStyleRowBandSize w:val="1"/>
       <w:tblStyleColBandSize w:val="1"/>
@@ -4890,6 +5038,9 @@
     <w:pPr>
       <w:spacing w:after="0" w:line="240" w:lineRule="auto"/>
     </w:pPr>
+    <w:rPr>
+      <w:rFonts w:ascii="Times New Roman" w:eastAsia="Times New Roman" w:hAnsi="Times New Roman" w:cs="Times New Roman"/>
+    </w:rPr>
     <w:tblPr>
       <w:tblStyleRowBandSize w:val="1"/>
       <w:tblStyleColBandSize w:val="1"/>
@@ -4989,6 +5140,9 @@
     <w:pPr>
       <w:spacing w:after="0" w:line="240" w:lineRule="auto"/>
     </w:pPr>
+    <w:rPr>
+      <w:rFonts w:ascii="Times New Roman" w:eastAsia="Times New Roman" w:hAnsi="Times New Roman" w:cs="Times New Roman"/>
+    </w:rPr>
     <w:tblPr>
       <w:tblStyleRowBandSize w:val="1"/>
       <w:tblStyleColBandSize w:val="1"/>
@@ -5088,6 +5242,9 @@
     <w:pPr>
       <w:spacing w:after="0" w:line="240" w:lineRule="auto"/>
     </w:pPr>
+    <w:rPr>
+      <w:rFonts w:ascii="Times New Roman" w:eastAsia="Times New Roman" w:hAnsi="Times New Roman" w:cs="Times New Roman"/>
+    </w:rPr>
     <w:tblPr>
       <w:tblStyleRowBandSize w:val="1"/>
       <w:tblStyleColBandSize w:val="1"/>
@@ -5187,6 +5344,9 @@
     <w:pPr>
       <w:spacing w:after="0" w:line="240" w:lineRule="auto"/>
     </w:pPr>
+    <w:rPr>
+      <w:rFonts w:ascii="Times New Roman" w:eastAsia="Times New Roman" w:hAnsi="Times New Roman" w:cs="Times New Roman"/>
+    </w:rPr>
     <w:tblPr>
       <w:tblStyleRowBandSize w:val="1"/>
       <w:tblStyleColBandSize w:val="1"/>
@@ -5286,6 +5446,9 @@
     <w:pPr>
       <w:spacing w:after="0" w:line="240" w:lineRule="auto"/>
     </w:pPr>
+    <w:rPr>
+      <w:rFonts w:ascii="Times New Roman" w:eastAsia="Times New Roman" w:hAnsi="Times New Roman" w:cs="Times New Roman"/>
+    </w:rPr>
     <w:tblPr>
       <w:tblStyleRowBandSize w:val="1"/>
       <w:tblStyleColBandSize w:val="1"/>
@@ -5385,6 +5548,9 @@
     <w:pPr>
       <w:spacing w:after="0" w:line="240" w:lineRule="auto"/>
     </w:pPr>
+    <w:rPr>
+      <w:rFonts w:ascii="Times New Roman" w:eastAsia="Times New Roman" w:hAnsi="Times New Roman" w:cs="Times New Roman"/>
+    </w:rPr>
     <w:tblPr>
       <w:tblStyleRowBandSize w:val="1"/>
       <w:tblStyleColBandSize w:val="1"/>
@@ -5527,6 +5693,9 @@
     <w:pPr>
       <w:spacing w:after="0" w:line="240" w:lineRule="auto"/>
     </w:pPr>
+    <w:rPr>
+      <w:rFonts w:ascii="Times New Roman" w:eastAsia="Times New Roman" w:hAnsi="Times New Roman" w:cs="Times New Roman"/>
+    </w:rPr>
     <w:tblPr>
       <w:tblStyleRowBandSize w:val="1"/>
       <w:tblStyleColBandSize w:val="1"/>
@@ -5669,6 +5838,9 @@
     <w:pPr>
       <w:spacing w:after="0" w:line="240" w:lineRule="auto"/>
     </w:pPr>
+    <w:rPr>
+      <w:rFonts w:ascii="Times New Roman" w:eastAsia="Times New Roman" w:hAnsi="Times New Roman" w:cs="Times New Roman"/>
+    </w:rPr>
     <w:tblPr>
       <w:tblStyleRowBandSize w:val="1"/>
       <w:tblStyleColBandSize w:val="1"/>
@@ -5811,6 +5983,9 @@
     <w:pPr>
       <w:spacing w:after="0" w:line="240" w:lineRule="auto"/>
     </w:pPr>
+    <w:rPr>
+      <w:rFonts w:ascii="Times New Roman" w:eastAsia="Times New Roman" w:hAnsi="Times New Roman" w:cs="Times New Roman"/>
+    </w:rPr>
     <w:tblPr>
       <w:tblStyleRowBandSize w:val="1"/>
       <w:tblStyleColBandSize w:val="1"/>
@@ -5953,6 +6128,9 @@
     <w:pPr>
       <w:spacing w:after="0" w:line="240" w:lineRule="auto"/>
     </w:pPr>
+    <w:rPr>
+      <w:rFonts w:ascii="Times New Roman" w:eastAsia="Times New Roman" w:hAnsi="Times New Roman" w:cs="Times New Roman"/>
+    </w:rPr>
     <w:tblPr>
       <w:tblStyleRowBandSize w:val="1"/>
       <w:tblStyleColBandSize w:val="1"/>
@@ -6095,6 +6273,9 @@
     <w:pPr>
       <w:spacing w:after="0" w:line="240" w:lineRule="auto"/>
     </w:pPr>
+    <w:rPr>
+      <w:rFonts w:ascii="Times New Roman" w:eastAsia="Times New Roman" w:hAnsi="Times New Roman" w:cs="Times New Roman"/>
+    </w:rPr>
     <w:tblPr>
       <w:tblStyleRowBandSize w:val="1"/>
       <w:tblStyleColBandSize w:val="1"/>
@@ -6237,6 +6418,9 @@
     <w:pPr>
       <w:spacing w:after="0" w:line="240" w:lineRule="auto"/>
     </w:pPr>
+    <w:rPr>
+      <w:rFonts w:ascii="Times New Roman" w:eastAsia="Times New Roman" w:hAnsi="Times New Roman" w:cs="Times New Roman"/>
+    </w:rPr>
     <w:tblPr>
       <w:tblStyleRowBandSize w:val="1"/>
       <w:tblStyleColBandSize w:val="1"/>
@@ -6380,6 +6564,7 @@
       <w:spacing w:after="0" w:line="240" w:lineRule="auto"/>
     </w:pPr>
     <w:rPr>
+      <w:rFonts w:ascii="Times New Roman" w:eastAsia="Times New Roman" w:hAnsi="Times New Roman" w:cs="Times New Roman"/>
       <w:color w:val="000000" w:themeColor="text1"/>
     </w:rPr>
     <w:tblPr>
@@ -6457,6 +6642,7 @@
       <w:spacing w:after="0" w:line="240" w:lineRule="auto"/>
     </w:pPr>
     <w:rPr>
+      <w:rFonts w:ascii="Times New Roman" w:eastAsia="Times New Roman" w:hAnsi="Times New Roman" w:cs="Times New Roman"/>
       <w:color w:val="000000" w:themeColor="text1"/>
     </w:rPr>
     <w:tblPr>
@@ -6534,6 +6720,7 @@
       <w:spacing w:after="0" w:line="240" w:lineRule="auto"/>
     </w:pPr>
     <w:rPr>
+      <w:rFonts w:ascii="Times New Roman" w:eastAsia="Times New Roman" w:hAnsi="Times New Roman" w:cs="Times New Roman"/>
       <w:color w:val="000000" w:themeColor="text1"/>
     </w:rPr>
     <w:tblPr>
@@ -6611,6 +6798,7 @@
       <w:spacing w:after="0" w:line="240" w:lineRule="auto"/>
     </w:pPr>
     <w:rPr>
+      <w:rFonts w:ascii="Times New Roman" w:eastAsia="Times New Roman" w:hAnsi="Times New Roman" w:cs="Times New Roman"/>
       <w:color w:val="000000" w:themeColor="text1"/>
     </w:rPr>
     <w:tblPr>
@@ -6688,6 +6876,7 @@
       <w:spacing w:after="0" w:line="240" w:lineRule="auto"/>
     </w:pPr>
     <w:rPr>
+      <w:rFonts w:ascii="Times New Roman" w:eastAsia="Times New Roman" w:hAnsi="Times New Roman" w:cs="Times New Roman"/>
       <w:color w:val="000000" w:themeColor="text1"/>
     </w:rPr>
     <w:tblPr>
@@ -6765,6 +6954,7 @@
       <w:spacing w:after="0" w:line="240" w:lineRule="auto"/>
     </w:pPr>
     <w:rPr>
+      <w:rFonts w:ascii="Times New Roman" w:eastAsia="Times New Roman" w:hAnsi="Times New Roman" w:cs="Times New Roman"/>
       <w:color w:val="000000" w:themeColor="text1"/>
     </w:rPr>
     <w:tblPr>
@@ -6842,6 +7032,7 @@
       <w:spacing w:after="0" w:line="240" w:lineRule="auto"/>
     </w:pPr>
     <w:rPr>
+      <w:rFonts w:ascii="Times New Roman" w:eastAsia="Times New Roman" w:hAnsi="Times New Roman" w:cs="Times New Roman"/>
       <w:color w:val="000000" w:themeColor="text1"/>
     </w:rPr>
     <w:tblPr>
@@ -6919,7 +7110,7 @@
       <w:spacing w:after="0" w:line="240" w:lineRule="auto"/>
     </w:pPr>
     <w:rPr>
-      <w:rFonts w:asciiTheme="majorHAnsi" w:eastAsiaTheme="majorEastAsia" w:hAnsiTheme="majorHAnsi" w:cstheme="majorBidi"/>
+      <w:rFonts w:ascii="Times New Roman" w:eastAsia="Times New Roman" w:hAnsi="Times New Roman" w:cs="Times New Roman"/>
       <w:color w:val="000000" w:themeColor="text1"/>
     </w:rPr>
     <w:tblPr>
@@ -7040,7 +7231,7 @@
       <w:spacing w:after="0" w:line="240" w:lineRule="auto"/>
     </w:pPr>
     <w:rPr>
-      <w:rFonts w:asciiTheme="majorHAnsi" w:eastAsiaTheme="majorEastAsia" w:hAnsiTheme="majorHAnsi" w:cstheme="majorBidi"/>
+      <w:rFonts w:ascii="Times New Roman" w:eastAsia="Times New Roman" w:hAnsi="Times New Roman" w:cs="Times New Roman"/>
       <w:color w:val="000000" w:themeColor="text1"/>
     </w:rPr>
     <w:tblPr>
@@ -7161,7 +7352,7 @@
       <w:spacing w:after="0" w:line="240" w:lineRule="auto"/>
     </w:pPr>
     <w:rPr>
-      <w:rFonts w:asciiTheme="majorHAnsi" w:eastAsiaTheme="majorEastAsia" w:hAnsiTheme="majorHAnsi" w:cstheme="majorBidi"/>
+      <w:rFonts w:ascii="Times New Roman" w:eastAsia="Times New Roman" w:hAnsi="Times New Roman" w:cs="Times New Roman"/>
       <w:color w:val="000000" w:themeColor="text1"/>
     </w:rPr>
     <w:tblPr>
@@ -7282,7 +7473,7 @@
       <w:spacing w:after="0" w:line="240" w:lineRule="auto"/>
     </w:pPr>
     <w:rPr>
-      <w:rFonts w:asciiTheme="majorHAnsi" w:eastAsiaTheme="majorEastAsia" w:hAnsiTheme="majorHAnsi" w:cstheme="majorBidi"/>
+      <w:rFonts w:ascii="Times New Roman" w:eastAsia="Times New Roman" w:hAnsi="Times New Roman" w:cs="Times New Roman"/>
       <w:color w:val="000000" w:themeColor="text1"/>
     </w:rPr>
     <w:tblPr>
@@ -7403,7 +7594,7 @@
       <w:spacing w:after="0" w:line="240" w:lineRule="auto"/>
     </w:pPr>
     <w:rPr>
-      <w:rFonts w:asciiTheme="majorHAnsi" w:eastAsiaTheme="majorEastAsia" w:hAnsiTheme="majorHAnsi" w:cstheme="majorBidi"/>
+      <w:rFonts w:ascii="Times New Roman" w:eastAsia="Times New Roman" w:hAnsi="Times New Roman" w:cs="Times New Roman"/>
       <w:color w:val="000000" w:themeColor="text1"/>
     </w:rPr>
     <w:tblPr>
@@ -7524,7 +7715,7 @@
       <w:spacing w:after="0" w:line="240" w:lineRule="auto"/>
     </w:pPr>
     <w:rPr>
-      <w:rFonts w:asciiTheme="majorHAnsi" w:eastAsiaTheme="majorEastAsia" w:hAnsiTheme="majorHAnsi" w:cstheme="majorBidi"/>
+      <w:rFonts w:ascii="Times New Roman" w:eastAsia="Times New Roman" w:hAnsi="Times New Roman" w:cs="Times New Roman"/>
       <w:color w:val="000000" w:themeColor="text1"/>
     </w:rPr>
     <w:tblPr>
@@ -7645,7 +7836,7 @@
       <w:spacing w:after="0" w:line="240" w:lineRule="auto"/>
     </w:pPr>
     <w:rPr>
-      <w:rFonts w:asciiTheme="majorHAnsi" w:eastAsiaTheme="majorEastAsia" w:hAnsiTheme="majorHAnsi" w:cstheme="majorBidi"/>
+      <w:rFonts w:ascii="Times New Roman" w:eastAsia="Times New Roman" w:hAnsi="Times New Roman" w:cs="Times New Roman"/>
       <w:color w:val="000000" w:themeColor="text1"/>
     </w:rPr>
     <w:tblPr>
@@ -7765,6 +7956,9 @@
     <w:pPr>
       <w:spacing w:after="0" w:line="240" w:lineRule="auto"/>
     </w:pPr>
+    <w:rPr>
+      <w:rFonts w:ascii="Times New Roman" w:eastAsia="Times New Roman" w:hAnsi="Times New Roman" w:cs="Times New Roman"/>
+    </w:rPr>
     <w:tblPr>
       <w:tblStyleRowBandSize w:val="1"/>
       <w:tblStyleColBandSize w:val="1"/>
@@ -7831,6 +8025,9 @@
     <w:pPr>
       <w:spacing w:after="0" w:line="240" w:lineRule="auto"/>
     </w:pPr>
+    <w:rPr>
+      <w:rFonts w:ascii="Times New Roman" w:eastAsia="Times New Roman" w:hAnsi="Times New Roman" w:cs="Times New Roman"/>
+    </w:rPr>
     <w:tblPr>
       <w:tblStyleRowBandSize w:val="1"/>
       <w:tblStyleColBandSize w:val="1"/>
@@ -7897,6 +8094,9 @@
     <w:pPr>
       <w:spacing w:after="0" w:line="240" w:lineRule="auto"/>
     </w:pPr>
+    <w:rPr>
+      <w:rFonts w:ascii="Times New Roman" w:eastAsia="Times New Roman" w:hAnsi="Times New Roman" w:cs="Times New Roman"/>
+    </w:rPr>
     <w:tblPr>
       <w:tblStyleRowBandSize w:val="1"/>
       <w:tblStyleColBandSize w:val="1"/>
@@ -7963,6 +8163,9 @@
     <w:pPr>
       <w:spacing w:after="0" w:line="240" w:lineRule="auto"/>
     </w:pPr>
+    <w:rPr>
+      <w:rFonts w:ascii="Times New Roman" w:eastAsia="Times New Roman" w:hAnsi="Times New Roman" w:cs="Times New Roman"/>
+    </w:rPr>
     <w:tblPr>
       <w:tblStyleRowBandSize w:val="1"/>
       <w:tblStyleColBandSize w:val="1"/>
@@ -8029,6 +8232,9 @@
     <w:pPr>
       <w:spacing w:after="0" w:line="240" w:lineRule="auto"/>
     </w:pPr>
+    <w:rPr>
+      <w:rFonts w:ascii="Times New Roman" w:eastAsia="Times New Roman" w:hAnsi="Times New Roman" w:cs="Times New Roman"/>
+    </w:rPr>
     <w:tblPr>
       <w:tblStyleRowBandSize w:val="1"/>
       <w:tblStyleColBandSize w:val="1"/>
@@ -8095,6 +8301,9 @@
     <w:pPr>
       <w:spacing w:after="0" w:line="240" w:lineRule="auto"/>
     </w:pPr>
+    <w:rPr>
+      <w:rFonts w:ascii="Times New Roman" w:eastAsia="Times New Roman" w:hAnsi="Times New Roman" w:cs="Times New Roman"/>
+    </w:rPr>
     <w:tblPr>
       <w:tblStyleRowBandSize w:val="1"/>
       <w:tblStyleColBandSize w:val="1"/>
@@ -8161,6 +8370,9 @@
     <w:pPr>
       <w:spacing w:after="0" w:line="240" w:lineRule="auto"/>
     </w:pPr>
+    <w:rPr>
+      <w:rFonts w:ascii="Times New Roman" w:eastAsia="Times New Roman" w:hAnsi="Times New Roman" w:cs="Times New Roman"/>
+    </w:rPr>
     <w:tblPr>
       <w:tblStyleRowBandSize w:val="1"/>
       <w:tblStyleColBandSize w:val="1"/>
@@ -8228,7 +8440,7 @@
       <w:spacing w:after="0" w:line="240" w:lineRule="auto"/>
     </w:pPr>
     <w:rPr>
-      <w:rFonts w:asciiTheme="majorHAnsi" w:eastAsiaTheme="majorEastAsia" w:hAnsiTheme="majorHAnsi" w:cstheme="majorBidi"/>
+      <w:rFonts w:ascii="Times New Roman" w:eastAsia="Times New Roman" w:hAnsi="Times New Roman" w:cs="Times New Roman"/>
       <w:color w:val="000000" w:themeColor="text1"/>
     </w:rPr>
     <w:tblPr>
@@ -8346,7 +8558,7 @@
       <w:spacing w:after="0" w:line="240" w:lineRule="auto"/>
     </w:pPr>
     <w:rPr>
-      <w:rFonts w:asciiTheme="majorHAnsi" w:eastAsiaTheme="majorEastAsia" w:hAnsiTheme="majorHAnsi" w:cstheme="majorBidi"/>
+      <w:rFonts w:ascii="Times New Roman" w:eastAsia="Times New Roman" w:hAnsi="Times New Roman" w:cs="Times New Roman"/>
       <w:color w:val="000000" w:themeColor="text1"/>
     </w:rPr>
     <w:tblPr>
@@ -8464,7 +8676,7 @@
       <w:spacing w:after="0" w:line="240" w:lineRule="auto"/>
     </w:pPr>
     <w:rPr>
-      <w:rFonts w:asciiTheme="majorHAnsi" w:eastAsiaTheme="majorEastAsia" w:hAnsiTheme="majorHAnsi" w:cstheme="majorBidi"/>
+      <w:rFonts w:ascii="Times New Roman" w:eastAsia="Times New Roman" w:hAnsi="Times New Roman" w:cs="Times New Roman"/>
       <w:color w:val="000000" w:themeColor="text1"/>
     </w:rPr>
     <w:tblPr>
@@ -8582,7 +8794,7 @@
       <w:spacing w:after="0" w:line="240" w:lineRule="auto"/>
     </w:pPr>
     <w:rPr>
-      <w:rFonts w:asciiTheme="majorHAnsi" w:eastAsiaTheme="majorEastAsia" w:hAnsiTheme="majorHAnsi" w:cstheme="majorBidi"/>
+      <w:rFonts w:ascii="Times New Roman" w:eastAsia="Times New Roman" w:hAnsi="Times New Roman" w:cs="Times New Roman"/>
       <w:color w:val="000000" w:themeColor="text1"/>
     </w:rPr>
     <w:tblPr>
@@ -8700,7 +8912,7 @@
       <w:spacing w:after="0" w:line="240" w:lineRule="auto"/>
     </w:pPr>
     <w:rPr>
-      <w:rFonts w:asciiTheme="majorHAnsi" w:eastAsiaTheme="majorEastAsia" w:hAnsiTheme="majorHAnsi" w:cstheme="majorBidi"/>
+      <w:rFonts w:ascii="Times New Roman" w:eastAsia="Times New Roman" w:hAnsi="Times New Roman" w:cs="Times New Roman"/>
       <w:color w:val="000000" w:themeColor="text1"/>
     </w:rPr>
     <w:tblPr>
@@ -8818,7 +9030,7 @@
       <w:spacing w:after="0" w:line="240" w:lineRule="auto"/>
     </w:pPr>
     <w:rPr>
-      <w:rFonts w:asciiTheme="majorHAnsi" w:eastAsiaTheme="majorEastAsia" w:hAnsiTheme="majorHAnsi" w:cstheme="majorBidi"/>
+      <w:rFonts w:ascii="Times New Roman" w:eastAsia="Times New Roman" w:hAnsi="Times New Roman" w:cs="Times New Roman"/>
       <w:color w:val="000000" w:themeColor="text1"/>
     </w:rPr>
     <w:tblPr>
@@ -8936,7 +9148,7 @@
       <w:spacing w:after="0" w:line="240" w:lineRule="auto"/>
     </w:pPr>
     <w:rPr>
-      <w:rFonts w:asciiTheme="majorHAnsi" w:eastAsiaTheme="majorEastAsia" w:hAnsiTheme="majorHAnsi" w:cstheme="majorBidi"/>
+      <w:rFonts w:ascii="Times New Roman" w:eastAsia="Times New Roman" w:hAnsi="Times New Roman" w:cs="Times New Roman"/>
       <w:color w:val="000000" w:themeColor="text1"/>
     </w:rPr>
     <w:tblPr>
@@ -9053,6 +9265,9 @@
     <w:pPr>
       <w:spacing w:after="0" w:line="240" w:lineRule="auto"/>
     </w:pPr>
+    <w:rPr>
+      <w:rFonts w:ascii="Times New Roman" w:eastAsia="Times New Roman" w:hAnsi="Times New Roman" w:cs="Times New Roman"/>
+    </w:rPr>
     <w:tblPr>
       <w:tblStyleRowBandSize w:val="1"/>
       <w:tblStyleColBandSize w:val="1"/>
@@ -9187,6 +9402,9 @@
     <w:pPr>
       <w:spacing w:after="0" w:line="240" w:lineRule="auto"/>
     </w:pPr>
+    <w:rPr>
+      <w:rFonts w:ascii="Times New Roman" w:eastAsia="Times New Roman" w:hAnsi="Times New Roman" w:cs="Times New Roman"/>
+    </w:rPr>
     <w:tblPr>
       <w:tblStyleRowBandSize w:val="1"/>
       <w:tblStyleColBandSize w:val="1"/>
@@ -9321,6 +9539,9 @@
     <w:pPr>
       <w:spacing w:after="0" w:line="240" w:lineRule="auto"/>
     </w:pPr>
+    <w:rPr>
+      <w:rFonts w:ascii="Times New Roman" w:eastAsia="Times New Roman" w:hAnsi="Times New Roman" w:cs="Times New Roman"/>
+    </w:rPr>
     <w:tblPr>
       <w:tblStyleRowBandSize w:val="1"/>
       <w:tblStyleColBandSize w:val="1"/>
@@ -9455,6 +9676,9 @@
     <w:pPr>
       <w:spacing w:after="0" w:line="240" w:lineRule="auto"/>
     </w:pPr>
+    <w:rPr>
+      <w:rFonts w:ascii="Times New Roman" w:eastAsia="Times New Roman" w:hAnsi="Times New Roman" w:cs="Times New Roman"/>
+    </w:rPr>
     <w:tblPr>
       <w:tblStyleRowBandSize w:val="1"/>
       <w:tblStyleColBandSize w:val="1"/>
@@ -9589,6 +9813,9 @@
     <w:pPr>
       <w:spacing w:after="0" w:line="240" w:lineRule="auto"/>
     </w:pPr>
+    <w:rPr>
+      <w:rFonts w:ascii="Times New Roman" w:eastAsia="Times New Roman" w:hAnsi="Times New Roman" w:cs="Times New Roman"/>
+    </w:rPr>
     <w:tblPr>
       <w:tblStyleRowBandSize w:val="1"/>
       <w:tblStyleColBandSize w:val="1"/>
@@ -9723,6 +9950,9 @@
     <w:pPr>
       <w:spacing w:after="0" w:line="240" w:lineRule="auto"/>
     </w:pPr>
+    <w:rPr>
+      <w:rFonts w:ascii="Times New Roman" w:eastAsia="Times New Roman" w:hAnsi="Times New Roman" w:cs="Times New Roman"/>
+    </w:rPr>
     <w:tblPr>
       <w:tblStyleRowBandSize w:val="1"/>
       <w:tblStyleColBandSize w:val="1"/>
@@ -9857,6 +10087,9 @@
     <w:pPr>
       <w:spacing w:after="0" w:line="240" w:lineRule="auto"/>
     </w:pPr>
+    <w:rPr>
+      <w:rFonts w:ascii="Times New Roman" w:eastAsia="Times New Roman" w:hAnsi="Times New Roman" w:cs="Times New Roman"/>
+    </w:rPr>
     <w:tblPr>
       <w:tblStyleRowBandSize w:val="1"/>
       <w:tblStyleColBandSize w:val="1"/>
@@ -9992,6 +10225,7 @@
       <w:spacing w:after="0" w:line="240" w:lineRule="auto"/>
     </w:pPr>
     <w:rPr>
+      <w:rFonts w:ascii="Times New Roman" w:eastAsia="Times New Roman" w:hAnsi="Times New Roman" w:cs="Times New Roman"/>
       <w:color w:val="FFFFFF" w:themeColor="background1"/>
     </w:rPr>
     <w:tblPr>
@@ -10099,6 +10333,7 @@
       <w:spacing w:after="0" w:line="240" w:lineRule="auto"/>
     </w:pPr>
     <w:rPr>
+      <w:rFonts w:ascii="Times New Roman" w:eastAsia="Times New Roman" w:hAnsi="Times New Roman" w:cs="Times New Roman"/>
       <w:color w:val="FFFFFF" w:themeColor="background1"/>
     </w:rPr>
     <w:tblPr>
@@ -10206,6 +10441,7 @@
       <w:spacing w:after="0" w:line="240" w:lineRule="auto"/>
     </w:pPr>
     <w:rPr>
+      <w:rFonts w:ascii="Times New Roman" w:eastAsia="Times New Roman" w:hAnsi="Times New Roman" w:cs="Times New Roman"/>
       <w:color w:val="FFFFFF" w:themeColor="background1"/>
     </w:rPr>
     <w:tblPr>
@@ -10313,6 +10549,7 @@
       <w:spacing w:after="0" w:line="240" w:lineRule="auto"/>
     </w:pPr>
     <w:rPr>
+      <w:rFonts w:ascii="Times New Roman" w:eastAsia="Times New Roman" w:hAnsi="Times New Roman" w:cs="Times New Roman"/>
       <w:color w:val="FFFFFF" w:themeColor="background1"/>
     </w:rPr>
     <w:tblPr>
@@ -10420,6 +10657,7 @@
       <w:spacing w:after="0" w:line="240" w:lineRule="auto"/>
     </w:pPr>
     <w:rPr>
+      <w:rFonts w:ascii="Times New Roman" w:eastAsia="Times New Roman" w:hAnsi="Times New Roman" w:cs="Times New Roman"/>
       <w:color w:val="FFFFFF" w:themeColor="background1"/>
     </w:rPr>
     <w:tblPr>
@@ -10527,6 +10765,7 @@
       <w:spacing w:after="0" w:line="240" w:lineRule="auto"/>
     </w:pPr>
     <w:rPr>
+      <w:rFonts w:ascii="Times New Roman" w:eastAsia="Times New Roman" w:hAnsi="Times New Roman" w:cs="Times New Roman"/>
       <w:color w:val="FFFFFF" w:themeColor="background1"/>
     </w:rPr>
     <w:tblPr>
@@ -10634,6 +10873,7 @@
       <w:spacing w:after="0" w:line="240" w:lineRule="auto"/>
     </w:pPr>
     <w:rPr>
+      <w:rFonts w:ascii="Times New Roman" w:eastAsia="Times New Roman" w:hAnsi="Times New Roman" w:cs="Times New Roman"/>
       <w:color w:val="FFFFFF" w:themeColor="background1"/>
     </w:rPr>
     <w:tblPr>
@@ -10741,6 +10981,7 @@
       <w:spacing w:after="0" w:line="240" w:lineRule="auto"/>
     </w:pPr>
     <w:rPr>
+      <w:rFonts w:ascii="Times New Roman" w:eastAsia="Times New Roman" w:hAnsi="Times New Roman" w:cs="Times New Roman"/>
       <w:color w:val="000000" w:themeColor="text1"/>
     </w:rPr>
     <w:tblPr>
@@ -10856,6 +11097,7 @@
       <w:spacing w:after="0" w:line="240" w:lineRule="auto"/>
     </w:pPr>
     <w:rPr>
+      <w:rFonts w:ascii="Times New Roman" w:eastAsia="Times New Roman" w:hAnsi="Times New Roman" w:cs="Times New Roman"/>
       <w:color w:val="000000" w:themeColor="text1"/>
     </w:rPr>
     <w:tblPr>
@@ -10971,6 +11213,7 @@
       <w:spacing w:after="0" w:line="240" w:lineRule="auto"/>
     </w:pPr>
     <w:rPr>
+      <w:rFonts w:ascii="Times New Roman" w:eastAsia="Times New Roman" w:hAnsi="Times New Roman" w:cs="Times New Roman"/>
       <w:color w:val="000000" w:themeColor="text1"/>
     </w:rPr>
     <w:tblPr>
@@ -11086,6 +11329,7 @@
       <w:spacing w:after="0" w:line="240" w:lineRule="auto"/>
     </w:pPr>
     <w:rPr>
+      <w:rFonts w:ascii="Times New Roman" w:eastAsia="Times New Roman" w:hAnsi="Times New Roman" w:cs="Times New Roman"/>
       <w:color w:val="000000" w:themeColor="text1"/>
     </w:rPr>
     <w:tblPr>
@@ -11191,6 +11435,7 @@
       <w:spacing w:after="0" w:line="240" w:lineRule="auto"/>
     </w:pPr>
     <w:rPr>
+      <w:rFonts w:ascii="Times New Roman" w:eastAsia="Times New Roman" w:hAnsi="Times New Roman" w:cs="Times New Roman"/>
       <w:color w:val="000000" w:themeColor="text1"/>
     </w:rPr>
     <w:tblPr>
@@ -11306,6 +11551,7 @@
       <w:spacing w:after="0" w:line="240" w:lineRule="auto"/>
     </w:pPr>
     <w:rPr>
+      <w:rFonts w:ascii="Times New Roman" w:eastAsia="Times New Roman" w:hAnsi="Times New Roman" w:cs="Times New Roman"/>
       <w:color w:val="000000" w:themeColor="text1"/>
     </w:rPr>
     <w:tblPr>
@@ -11421,6 +11667,7 @@
       <w:spacing w:after="0" w:line="240" w:lineRule="auto"/>
     </w:pPr>
     <w:rPr>
+      <w:rFonts w:ascii="Times New Roman" w:eastAsia="Times New Roman" w:hAnsi="Times New Roman" w:cs="Times New Roman"/>
       <w:color w:val="000000" w:themeColor="text1"/>
     </w:rPr>
     <w:tblPr>
@@ -11536,6 +11783,7 @@
       <w:spacing w:after="0" w:line="240" w:lineRule="auto"/>
     </w:pPr>
     <w:rPr>
+      <w:rFonts w:ascii="Times New Roman" w:eastAsia="Times New Roman" w:hAnsi="Times New Roman" w:cs="Times New Roman"/>
       <w:color w:val="000000" w:themeColor="text1"/>
     </w:rPr>
     <w:tblPr>
@@ -11615,6 +11863,7 @@
       <w:spacing w:after="0" w:line="240" w:lineRule="auto"/>
     </w:pPr>
     <w:rPr>
+      <w:rFonts w:ascii="Times New Roman" w:eastAsia="Times New Roman" w:hAnsi="Times New Roman" w:cs="Times New Roman"/>
       <w:color w:val="000000" w:themeColor="text1"/>
     </w:rPr>
     <w:tblPr>
@@ -11694,6 +11943,7 @@
       <w:spacing w:after="0" w:line="240" w:lineRule="auto"/>
     </w:pPr>
     <w:rPr>
+      <w:rFonts w:ascii="Times New Roman" w:eastAsia="Times New Roman" w:hAnsi="Times New Roman" w:cs="Times New Roman"/>
       <w:color w:val="000000" w:themeColor="text1"/>
     </w:rPr>
     <w:tblPr>
@@ -11773,6 +12023,7 @@
       <w:spacing w:after="0" w:line="240" w:lineRule="auto"/>
     </w:pPr>
     <w:rPr>
+      <w:rFonts w:ascii="Times New Roman" w:eastAsia="Times New Roman" w:hAnsi="Times New Roman" w:cs="Times New Roman"/>
       <w:color w:val="000000" w:themeColor="text1"/>
     </w:rPr>
     <w:tblPr>
@@ -11852,6 +12103,7 @@
       <w:spacing w:after="0" w:line="240" w:lineRule="auto"/>
     </w:pPr>
     <w:rPr>
+      <w:rFonts w:ascii="Times New Roman" w:eastAsia="Times New Roman" w:hAnsi="Times New Roman" w:cs="Times New Roman"/>
       <w:color w:val="000000" w:themeColor="text1"/>
     </w:rPr>
     <w:tblPr>
@@ -11931,6 +12183,7 @@
       <w:spacing w:after="0" w:line="240" w:lineRule="auto"/>
     </w:pPr>
     <w:rPr>
+      <w:rFonts w:ascii="Times New Roman" w:eastAsia="Times New Roman" w:hAnsi="Times New Roman" w:cs="Times New Roman"/>
       <w:color w:val="000000" w:themeColor="text1"/>
     </w:rPr>
     <w:tblPr>
@@ -12010,6 +12263,7 @@
       <w:spacing w:after="0" w:line="240" w:lineRule="auto"/>
     </w:pPr>
     <w:rPr>
+      <w:rFonts w:ascii="Times New Roman" w:eastAsia="Times New Roman" w:hAnsi="Times New Roman" w:cs="Times New Roman"/>
       <w:color w:val="000000" w:themeColor="text1"/>
     </w:rPr>
     <w:tblPr>
@@ -12089,6 +12343,7 @@
       <w:spacing w:after="0" w:line="240" w:lineRule="auto"/>
     </w:pPr>
     <w:rPr>
+      <w:rFonts w:ascii="Times New Roman" w:eastAsia="Times New Roman" w:hAnsi="Times New Roman" w:cs="Times New Roman"/>
       <w:color w:val="000000" w:themeColor="text1"/>
     </w:rPr>
     <w:tblPr>
@@ -12162,6 +12417,7 @@
       <w:spacing w:after="0" w:line="240" w:lineRule="auto"/>
     </w:pPr>
     <w:rPr>
+      <w:rFonts w:ascii="Times New Roman" w:eastAsia="Times New Roman" w:hAnsi="Times New Roman" w:cs="Times New Roman"/>
       <w:color w:val="000000" w:themeColor="text1"/>
     </w:rPr>
     <w:tblPr>
@@ -12235,6 +12491,7 @@
       <w:spacing w:after="0" w:line="240" w:lineRule="auto"/>
     </w:pPr>
     <w:rPr>
+      <w:rFonts w:ascii="Times New Roman" w:eastAsia="Times New Roman" w:hAnsi="Times New Roman" w:cs="Times New Roman"/>
       <w:color w:val="000000" w:themeColor="text1"/>
     </w:rPr>
     <w:tblPr>
@@ -12308,6 +12565,7 @@
       <w:spacing w:after="0" w:line="240" w:lineRule="auto"/>
     </w:pPr>
     <w:rPr>
+      <w:rFonts w:ascii="Times New Roman" w:eastAsia="Times New Roman" w:hAnsi="Times New Roman" w:cs="Times New Roman"/>
       <w:color w:val="000000" w:themeColor="text1"/>
     </w:rPr>
     <w:tblPr>
@@ -12381,6 +12639,7 @@
       <w:spacing w:after="0" w:line="240" w:lineRule="auto"/>
     </w:pPr>
     <w:rPr>
+      <w:rFonts w:ascii="Times New Roman" w:eastAsia="Times New Roman" w:hAnsi="Times New Roman" w:cs="Times New Roman"/>
       <w:color w:val="000000" w:themeColor="text1"/>
     </w:rPr>
     <w:tblPr>
@@ -12454,6 +12713,7 @@
       <w:spacing w:after="0" w:line="240" w:lineRule="auto"/>
     </w:pPr>
     <w:rPr>
+      <w:rFonts w:ascii="Times New Roman" w:eastAsia="Times New Roman" w:hAnsi="Times New Roman" w:cs="Times New Roman"/>
       <w:color w:val="000000" w:themeColor="text1"/>
     </w:rPr>
     <w:tblPr>
@@ -12527,6 +12787,7 @@
       <w:spacing w:after="0" w:line="240" w:lineRule="auto"/>
     </w:pPr>
     <w:rPr>
+      <w:rFonts w:ascii="Times New Roman" w:eastAsia="Times New Roman" w:hAnsi="Times New Roman" w:cs="Times New Roman"/>
       <w:color w:val="000000" w:themeColor="text1"/>
     </w:rPr>
     <w:tblPr>
@@ -12602,7 +12863,6 @@
       <w:spacing w:before="100" w:beforeAutospacing="1" w:after="100" w:afterAutospacing="1" w:line="240" w:lineRule="auto"/>
     </w:pPr>
     <w:rPr>
-      <w:rFonts w:ascii="Times New Roman" w:eastAsia="Times New Roman" w:hAnsi="Times New Roman" w:cs="Times New Roman"/>
       <w:sz w:val="24"/>
       <w:szCs w:val="24"/>
     </w:rPr>
